--- a/Kim11-2-10-Notrallesme.docx
+++ b/Kim11-2-10-Notrallesme.docx
@@ -72,7 +72,7 @@
                 <w:rFonts w:ascii="Times New Roman" w:hAnsi="Times New Roman" w:cs="Times New Roman"/>
                 <w:lang w:val="tr-TR"/>
               </w:rPr>
-              <w:t xml:space="preserve">GÖRSEL ALANI (Shutterstock’tan seçilecek)</w:t>
+              <w:t xml:space="preserve">GÖRSEL ALANI (Shutterstock)</w:t>
             </w:r>
           </w:p>
           <w:p>
@@ -104,23 +104,7 @@
                 <w:rFonts w:ascii="Times New Roman" w:hAnsi="Times New Roman" w:cs="Times New Roman"/>
                 <w:lang w:val="tr-TR"/>
               </w:rPr>
-              <w:t xml:space="preserve">Shutterstock arama: “antacid tablets glass of water”</w:t>
-            </w:r>
-          </w:p>
-          <w:p>
-            <w:pPr>
-              <w:jc w:val="both"/>
-              <w:rPr>
-                <w:rFonts w:ascii="Times New Roman" w:hAnsi="Times New Roman" w:cs="Times New Roman"/>
-                <w:lang w:val="tr-TR"/>
-              </w:rPr>
-            </w:pPr>
-            <w:r>
-              <w:rPr>
-                <w:rFonts w:ascii="Times New Roman" w:hAnsi="Times New Roman" w:cs="Times New Roman"/>
-                <w:lang w:val="tr-TR"/>
-              </w:rPr>
-              <w:t xml:space="preserve">Shutter ID: ……………</w:t>
+              <w:t xml:space="preserve">Shutter ID: 188016662 (fotoğraf) — Effervescent antacid tablet in glass of water</w:t>
             </w:r>
           </w:p>
         </w:tc>
@@ -193,7 +177,7 @@
                 <w:rFonts w:ascii="Times New Roman" w:hAnsi="Times New Roman" w:cs="Times New Roman"/>
                 <w:lang w:val="tr-TR"/>
               </w:rPr>
-              <w:t xml:space="preserve">GÖRSEL ALANI (Shutterstock’tan seçilecek)</w:t>
+              <w:t xml:space="preserve">GÖRSEL ALANI (Shutterstock)</w:t>
             </w:r>
           </w:p>
           <w:p>
@@ -225,23 +209,7 @@
                 <w:rFonts w:ascii="Times New Roman" w:hAnsi="Times New Roman" w:cs="Times New Roman"/>
                 <w:lang w:val="tr-TR"/>
               </w:rPr>
-              <w:t xml:space="preserve">Shutterstock arama: “spreading agricultural lime soil”</w:t>
-            </w:r>
-          </w:p>
-          <w:p>
-            <w:pPr>
-              <w:jc w:val="both"/>
-              <w:rPr>
-                <w:rFonts w:ascii="Times New Roman" w:hAnsi="Times New Roman" w:cs="Times New Roman"/>
-                <w:lang w:val="tr-TR"/>
-              </w:rPr>
-            </w:pPr>
-            <w:r>
-              <w:rPr>
-                <w:rFonts w:ascii="Times New Roman" w:hAnsi="Times New Roman" w:cs="Times New Roman"/>
-                <w:lang w:val="tr-TR"/>
-              </w:rPr>
-              <w:t xml:space="preserve">Shutter ID: ……………</w:t>
+              <w:t xml:space="preserve">Shutter ID: 2565145733 (fotoğraf) — Hand holding dolomite lime spread over soil</w:t>
             </w:r>
           </w:p>
         </w:tc>

--- a/Kim11-2-10-Notrallesme.docx
+++ b/Kim11-2-10-Notrallesme.docx
@@ -3905,8 +3905,550 @@
           <w:rFonts w:ascii="Times New Roman" w:hAnsi="Times New Roman" w:cs="Times New Roman"/>
           <w:lang w:val="tr-TR"/>
         </w:rPr>
-        <w:t xml:space="preserve"> İndikatörler (belirteçler), ortamın pH değerine göre renk değiştiren maddelerdir. Fenolftalein asidik ve nötr ortamda renksiz, pH yaklaşık 8,2’nin üzerinde ise pembe renklidir. Metil oranj pH 3,1’in altında kırmızı, 4,4’ün üzerinde sarı renklidir. Kırmızı lahana suyu gibi doğal indikatörler de kullanılabilir.</w:t>
-      </w:r>
+        <w:t xml:space="preserve"> İndikatörler (belirteçler), ortamın pH değerine göre renk değiştiren maddelerdir. Fenolftalein asidik ve nötr ortamda renksiz, pH yaklaşık 8,2’nin üzerinde ise pembe renklidir. Metil oranj pH 3,1’in altında kırmızı, 4,4’ün üzerinde sarı renklidir. Kırmızı lahana suyu gibi doğal indikatörler de kullanılabilir. Ancak doğal indikatörlerin içeriği kaynağına göre değiştiği için renk değiştirdikleri pH aralığı kesin değildir; bu nedenle laboratuvarda yapay indikatörler tercih edilir. Bazı indikatörlerin renk değiştirdiği pH aralıkları Tablo B’de verilmiştir. Farklı indikatörlerin karışımından hazırlanan ve her pH değerinde farklı renk alan </w:t>
+      </w:r>
+      <w:r>
+        <w:rPr>
+          <w:rFonts w:ascii="Times New Roman" w:hAnsi="Times New Roman" w:cs="Times New Roman"/>
+          <w:b/>
+          <w:bCs/>
+          <w:lang w:val="tr-TR"/>
+        </w:rPr>
+        <w:t xml:space="preserve">evrensel indikatör</w:t>
+      </w:r>
+      <w:r>
+        <w:rPr>
+          <w:rFonts w:ascii="Times New Roman" w:hAnsi="Times New Roman" w:cs="Times New Roman"/>
+          <w:lang w:val="tr-TR"/>
+        </w:rPr>
+        <w:t xml:space="preserve"> (pH kâğıdı) ise çözeltinin yaklaşık pH değerini belirlemek için kullanılır.</w:t>
+      </w:r>
+    </w:p>
+    <w:p>
+      <w:pPr>
+        <w:jc w:val="center"/>
+        <w:rPr>
+          <w:rFonts w:ascii="Times New Roman" w:hAnsi="Times New Roman" w:cs="Times New Roman"/>
+          <w:lang w:val="tr-TR"/>
+        </w:rPr>
+      </w:pPr>
+      <w:r>
+        <w:rPr>
+          <w:rFonts w:ascii="Times New Roman" w:hAnsi="Times New Roman" w:cs="Times New Roman"/>
+          <w:b/>
+          <w:bCs/>
+          <w:lang w:val="tr-TR"/>
+        </w:rPr>
+        <w:t xml:space="preserve">Tablo B:</w:t>
+      </w:r>
+      <w:r>
+        <w:rPr>
+          <w:rFonts w:ascii="Times New Roman" w:hAnsi="Times New Roman" w:cs="Times New Roman"/>
+          <w:lang w:val="tr-TR"/>
+        </w:rPr>
+        <w:t xml:space="preserve"> Bazı indikatörlerin renk değiştirdiği pH aralıkları</w:t>
+      </w:r>
+    </w:p>
+    <w:tbl>
+      <w:tblPr>
+        <w:tblW w:w="9000" w:type="dxa"/>
+        <w:jc w:val="center"/>
+        <w:tblBorders>
+          <w:top w:val="single" w:sz="4" w:space="0" w:color="auto"/>
+          <w:left w:val="single" w:sz="4" w:space="0" w:color="auto"/>
+          <w:bottom w:val="single" w:sz="4" w:space="0" w:color="auto"/>
+          <w:right w:val="single" w:sz="4" w:space="0" w:color="auto"/>
+          <w:insideH w:val="single" w:sz="4" w:space="0" w:color="auto"/>
+          <w:insideV w:val="single" w:sz="4" w:space="0" w:color="auto"/>
+        </w:tblBorders>
+        <w:tblLayout w:type="fixed"/>
+        <w:tblLook w:val="04A0"/>
+      </w:tblPr>
+      <w:tblGrid>
+        <w:gridCol w:w="2400"/>
+        <w:gridCol w:w="2100"/>
+        <w:gridCol w:w="2400"/>
+        <w:gridCol w:w="2100"/>
+      </w:tblGrid>
+      <w:tr>
+        <w:tc>
+          <w:tcPr>
+            <w:tcW w:w="2400" w:type="dxa"/>
+            <w:shd w:val="clear" w:color="auto" w:fill="D9E2F3"/>
+            <w:vAlign w:val="center"/>
+          </w:tcPr>
+          <w:p>
+            <w:pPr>
+              <w:jc w:val="center"/>
+              <w:rPr>
+                <w:rFonts w:ascii="Times New Roman" w:hAnsi="Times New Roman" w:cs="Times New Roman"/>
+                <w:b/>
+                <w:bCs/>
+                <w:lang w:val="tr-TR"/>
+              </w:rPr>
+            </w:pPr>
+            <w:r>
+              <w:rPr>
+                <w:rFonts w:ascii="Times New Roman" w:hAnsi="Times New Roman" w:cs="Times New Roman"/>
+                <w:b/>
+                <w:bCs/>
+                <w:lang w:val="tr-TR"/>
+              </w:rPr>
+              <w:t xml:space="preserve">İndikatör</w:t>
+            </w:r>
+          </w:p>
+        </w:tc>
+        <w:tc>
+          <w:tcPr>
+            <w:tcW w:w="2100" w:type="dxa"/>
+            <w:shd w:val="clear" w:color="auto" w:fill="D9E2F3"/>
+            <w:vAlign w:val="center"/>
+          </w:tcPr>
+          <w:p>
+            <w:pPr>
+              <w:jc w:val="center"/>
+              <w:rPr>
+                <w:rFonts w:ascii="Times New Roman" w:hAnsi="Times New Roman" w:cs="Times New Roman"/>
+                <w:b/>
+                <w:bCs/>
+                <w:lang w:val="tr-TR"/>
+              </w:rPr>
+            </w:pPr>
+            <w:r>
+              <w:rPr>
+                <w:rFonts w:ascii="Times New Roman" w:hAnsi="Times New Roman" w:cs="Times New Roman"/>
+                <w:b/>
+                <w:bCs/>
+                <w:lang w:val="tr-TR"/>
+              </w:rPr>
+              <w:t xml:space="preserve">Asidik taraftaki renk</w:t>
+            </w:r>
+          </w:p>
+        </w:tc>
+        <w:tc>
+          <w:tcPr>
+            <w:tcW w:w="2400" w:type="dxa"/>
+            <w:shd w:val="clear" w:color="auto" w:fill="D9E2F3"/>
+            <w:vAlign w:val="center"/>
+          </w:tcPr>
+          <w:p>
+            <w:pPr>
+              <w:jc w:val="center"/>
+              <w:rPr>
+                <w:rFonts w:ascii="Times New Roman" w:hAnsi="Times New Roman" w:cs="Times New Roman"/>
+                <w:b/>
+                <w:bCs/>
+                <w:lang w:val="tr-TR"/>
+              </w:rPr>
+            </w:pPr>
+            <w:r>
+              <w:rPr>
+                <w:rFonts w:ascii="Times New Roman" w:hAnsi="Times New Roman" w:cs="Times New Roman"/>
+                <w:b/>
+                <w:bCs/>
+                <w:lang w:val="tr-TR"/>
+              </w:rPr>
+              <w:t xml:space="preserve">Renk değiştirdiği pH aralığı</w:t>
+            </w:r>
+          </w:p>
+        </w:tc>
+        <w:tc>
+          <w:tcPr>
+            <w:tcW w:w="2100" w:type="dxa"/>
+            <w:shd w:val="clear" w:color="auto" w:fill="D9E2F3"/>
+            <w:vAlign w:val="center"/>
+          </w:tcPr>
+          <w:p>
+            <w:pPr>
+              <w:jc w:val="center"/>
+              <w:rPr>
+                <w:rFonts w:ascii="Times New Roman" w:hAnsi="Times New Roman" w:cs="Times New Roman"/>
+                <w:b/>
+                <w:bCs/>
+                <w:lang w:val="tr-TR"/>
+              </w:rPr>
+            </w:pPr>
+            <w:r>
+              <w:rPr>
+                <w:rFonts w:ascii="Times New Roman" w:hAnsi="Times New Roman" w:cs="Times New Roman"/>
+                <w:b/>
+                <w:bCs/>
+                <w:lang w:val="tr-TR"/>
+              </w:rPr>
+              <w:t xml:space="preserve">Bazik taraftaki renk</w:t>
+            </w:r>
+          </w:p>
+        </w:tc>
+      </w:tr>
+      <w:tr>
+        <w:tc>
+          <w:tcPr>
+            <w:tcW w:w="2400" w:type="dxa"/>
+            <w:vAlign w:val="center"/>
+          </w:tcPr>
+          <w:p>
+            <w:pPr>
+              <w:jc w:val="center"/>
+              <w:rPr>
+                <w:rFonts w:ascii="Times New Roman" w:hAnsi="Times New Roman" w:cs="Times New Roman"/>
+                <w:lang w:val="tr-TR"/>
+              </w:rPr>
+            </w:pPr>
+            <w:r>
+              <w:rPr>
+                <w:rFonts w:ascii="Times New Roman" w:hAnsi="Times New Roman" w:cs="Times New Roman"/>
+                <w:lang w:val="tr-TR"/>
+              </w:rPr>
+              <w:t xml:space="preserve">Metil oranj</w:t>
+            </w:r>
+          </w:p>
+        </w:tc>
+        <w:tc>
+          <w:tcPr>
+            <w:tcW w:w="2100" w:type="dxa"/>
+            <w:vAlign w:val="center"/>
+          </w:tcPr>
+          <w:p>
+            <w:pPr>
+              <w:jc w:val="center"/>
+              <w:rPr>
+                <w:rFonts w:ascii="Times New Roman" w:hAnsi="Times New Roman" w:cs="Times New Roman"/>
+                <w:lang w:val="tr-TR"/>
+              </w:rPr>
+            </w:pPr>
+            <w:r>
+              <w:rPr>
+                <w:rFonts w:ascii="Times New Roman" w:hAnsi="Times New Roman" w:cs="Times New Roman"/>
+                <w:lang w:val="tr-TR"/>
+              </w:rPr>
+              <w:t xml:space="preserve">kırmızı</w:t>
+            </w:r>
+          </w:p>
+        </w:tc>
+        <w:tc>
+          <w:tcPr>
+            <w:tcW w:w="2400" w:type="dxa"/>
+            <w:vAlign w:val="center"/>
+          </w:tcPr>
+          <w:p>
+            <w:pPr>
+              <w:jc w:val="center"/>
+              <w:rPr>
+                <w:rFonts w:ascii="Times New Roman" w:hAnsi="Times New Roman" w:cs="Times New Roman"/>
+                <w:lang w:val="tr-TR"/>
+              </w:rPr>
+            </w:pPr>
+            <w:r>
+              <w:rPr>
+                <w:rFonts w:ascii="Times New Roman" w:hAnsi="Times New Roman" w:cs="Times New Roman"/>
+                <w:lang w:val="tr-TR"/>
+              </w:rPr>
+              <w:t xml:space="preserve">3,1-4,4</w:t>
+            </w:r>
+          </w:p>
+        </w:tc>
+        <w:tc>
+          <w:tcPr>
+            <w:tcW w:w="2100" w:type="dxa"/>
+            <w:vAlign w:val="center"/>
+          </w:tcPr>
+          <w:p>
+            <w:pPr>
+              <w:jc w:val="center"/>
+              <w:rPr>
+                <w:rFonts w:ascii="Times New Roman" w:hAnsi="Times New Roman" w:cs="Times New Roman"/>
+                <w:lang w:val="tr-TR"/>
+              </w:rPr>
+            </w:pPr>
+            <w:r>
+              <w:rPr>
+                <w:rFonts w:ascii="Times New Roman" w:hAnsi="Times New Roman" w:cs="Times New Roman"/>
+                <w:lang w:val="tr-TR"/>
+              </w:rPr>
+              <w:t xml:space="preserve">sarı</w:t>
+            </w:r>
+          </w:p>
+        </w:tc>
+      </w:tr>
+      <w:tr>
+        <w:tc>
+          <w:tcPr>
+            <w:tcW w:w="2400" w:type="dxa"/>
+            <w:vAlign w:val="center"/>
+          </w:tcPr>
+          <w:p>
+            <w:pPr>
+              <w:jc w:val="center"/>
+              <w:rPr>
+                <w:rFonts w:ascii="Times New Roman" w:hAnsi="Times New Roman" w:cs="Times New Roman"/>
+                <w:lang w:val="tr-TR"/>
+              </w:rPr>
+            </w:pPr>
+            <w:r>
+              <w:rPr>
+                <w:rFonts w:ascii="Times New Roman" w:hAnsi="Times New Roman" w:cs="Times New Roman"/>
+                <w:lang w:val="tr-TR"/>
+              </w:rPr>
+              <w:t xml:space="preserve">Metil kırmızısı</w:t>
+            </w:r>
+          </w:p>
+        </w:tc>
+        <w:tc>
+          <w:tcPr>
+            <w:tcW w:w="2100" w:type="dxa"/>
+            <w:vAlign w:val="center"/>
+          </w:tcPr>
+          <w:p>
+            <w:pPr>
+              <w:jc w:val="center"/>
+              <w:rPr>
+                <w:rFonts w:ascii="Times New Roman" w:hAnsi="Times New Roman" w:cs="Times New Roman"/>
+                <w:lang w:val="tr-TR"/>
+              </w:rPr>
+            </w:pPr>
+            <w:r>
+              <w:rPr>
+                <w:rFonts w:ascii="Times New Roman" w:hAnsi="Times New Roman" w:cs="Times New Roman"/>
+                <w:lang w:val="tr-TR"/>
+              </w:rPr>
+              <w:t xml:space="preserve">kırmızı</w:t>
+            </w:r>
+          </w:p>
+        </w:tc>
+        <w:tc>
+          <w:tcPr>
+            <w:tcW w:w="2400" w:type="dxa"/>
+            <w:vAlign w:val="center"/>
+          </w:tcPr>
+          <w:p>
+            <w:pPr>
+              <w:jc w:val="center"/>
+              <w:rPr>
+                <w:rFonts w:ascii="Times New Roman" w:hAnsi="Times New Roman" w:cs="Times New Roman"/>
+                <w:lang w:val="tr-TR"/>
+              </w:rPr>
+            </w:pPr>
+            <w:r>
+              <w:rPr>
+                <w:rFonts w:ascii="Times New Roman" w:hAnsi="Times New Roman" w:cs="Times New Roman"/>
+                <w:lang w:val="tr-TR"/>
+              </w:rPr>
+              <w:t xml:space="preserve">4,4-6,2</w:t>
+            </w:r>
+          </w:p>
+        </w:tc>
+        <w:tc>
+          <w:tcPr>
+            <w:tcW w:w="2100" w:type="dxa"/>
+            <w:vAlign w:val="center"/>
+          </w:tcPr>
+          <w:p>
+            <w:pPr>
+              <w:jc w:val="center"/>
+              <w:rPr>
+                <w:rFonts w:ascii="Times New Roman" w:hAnsi="Times New Roman" w:cs="Times New Roman"/>
+                <w:lang w:val="tr-TR"/>
+              </w:rPr>
+            </w:pPr>
+            <w:r>
+              <w:rPr>
+                <w:rFonts w:ascii="Times New Roman" w:hAnsi="Times New Roman" w:cs="Times New Roman"/>
+                <w:lang w:val="tr-TR"/>
+              </w:rPr>
+              <w:t xml:space="preserve">sarı</w:t>
+            </w:r>
+          </w:p>
+        </w:tc>
+      </w:tr>
+      <w:tr>
+        <w:tc>
+          <w:tcPr>
+            <w:tcW w:w="2400" w:type="dxa"/>
+            <w:vAlign w:val="center"/>
+          </w:tcPr>
+          <w:p>
+            <w:pPr>
+              <w:jc w:val="center"/>
+              <w:rPr>
+                <w:rFonts w:ascii="Times New Roman" w:hAnsi="Times New Roman" w:cs="Times New Roman"/>
+                <w:lang w:val="tr-TR"/>
+              </w:rPr>
+            </w:pPr>
+            <w:r>
+              <w:rPr>
+                <w:rFonts w:ascii="Times New Roman" w:hAnsi="Times New Roman" w:cs="Times New Roman"/>
+                <w:lang w:val="tr-TR"/>
+              </w:rPr>
+              <w:t xml:space="preserve">Bromtimol mavisi</w:t>
+            </w:r>
+          </w:p>
+        </w:tc>
+        <w:tc>
+          <w:tcPr>
+            <w:tcW w:w="2100" w:type="dxa"/>
+            <w:vAlign w:val="center"/>
+          </w:tcPr>
+          <w:p>
+            <w:pPr>
+              <w:jc w:val="center"/>
+              <w:rPr>
+                <w:rFonts w:ascii="Times New Roman" w:hAnsi="Times New Roman" w:cs="Times New Roman"/>
+                <w:lang w:val="tr-TR"/>
+              </w:rPr>
+            </w:pPr>
+            <w:r>
+              <w:rPr>
+                <w:rFonts w:ascii="Times New Roman" w:hAnsi="Times New Roman" w:cs="Times New Roman"/>
+                <w:lang w:val="tr-TR"/>
+              </w:rPr>
+              <w:t xml:space="preserve">sarı</w:t>
+            </w:r>
+          </w:p>
+        </w:tc>
+        <w:tc>
+          <w:tcPr>
+            <w:tcW w:w="2400" w:type="dxa"/>
+            <w:vAlign w:val="center"/>
+          </w:tcPr>
+          <w:p>
+            <w:pPr>
+              <w:jc w:val="center"/>
+              <w:rPr>
+                <w:rFonts w:ascii="Times New Roman" w:hAnsi="Times New Roman" w:cs="Times New Roman"/>
+                <w:lang w:val="tr-TR"/>
+              </w:rPr>
+            </w:pPr>
+            <w:r>
+              <w:rPr>
+                <w:rFonts w:ascii="Times New Roman" w:hAnsi="Times New Roman" w:cs="Times New Roman"/>
+                <w:lang w:val="tr-TR"/>
+              </w:rPr>
+              <w:t xml:space="preserve">6,0-7,6</w:t>
+            </w:r>
+          </w:p>
+        </w:tc>
+        <w:tc>
+          <w:tcPr>
+            <w:tcW w:w="2100" w:type="dxa"/>
+            <w:vAlign w:val="center"/>
+          </w:tcPr>
+          <w:p>
+            <w:pPr>
+              <w:jc w:val="center"/>
+              <w:rPr>
+                <w:rFonts w:ascii="Times New Roman" w:hAnsi="Times New Roman" w:cs="Times New Roman"/>
+                <w:lang w:val="tr-TR"/>
+              </w:rPr>
+            </w:pPr>
+            <w:r>
+              <w:rPr>
+                <w:rFonts w:ascii="Times New Roman" w:hAnsi="Times New Roman" w:cs="Times New Roman"/>
+                <w:lang w:val="tr-TR"/>
+              </w:rPr>
+              <w:t xml:space="preserve">mavi</w:t>
+            </w:r>
+          </w:p>
+        </w:tc>
+      </w:tr>
+      <w:tr>
+        <w:tc>
+          <w:tcPr>
+            <w:tcW w:w="2400" w:type="dxa"/>
+            <w:vAlign w:val="center"/>
+          </w:tcPr>
+          <w:p>
+            <w:pPr>
+              <w:jc w:val="center"/>
+              <w:rPr>
+                <w:rFonts w:ascii="Times New Roman" w:hAnsi="Times New Roman" w:cs="Times New Roman"/>
+                <w:lang w:val="tr-TR"/>
+              </w:rPr>
+            </w:pPr>
+            <w:r>
+              <w:rPr>
+                <w:rFonts w:ascii="Times New Roman" w:hAnsi="Times New Roman" w:cs="Times New Roman"/>
+                <w:lang w:val="tr-TR"/>
+              </w:rPr>
+              <w:t xml:space="preserve">Fenolftalein</w:t>
+            </w:r>
+          </w:p>
+        </w:tc>
+        <w:tc>
+          <w:tcPr>
+            <w:tcW w:w="2100" w:type="dxa"/>
+            <w:vAlign w:val="center"/>
+          </w:tcPr>
+          <w:p>
+            <w:pPr>
+              <w:jc w:val="center"/>
+              <w:rPr>
+                <w:rFonts w:ascii="Times New Roman" w:hAnsi="Times New Roman" w:cs="Times New Roman"/>
+                <w:lang w:val="tr-TR"/>
+              </w:rPr>
+            </w:pPr>
+            <w:r>
+              <w:rPr>
+                <w:rFonts w:ascii="Times New Roman" w:hAnsi="Times New Roman" w:cs="Times New Roman"/>
+                <w:lang w:val="tr-TR"/>
+              </w:rPr>
+              <w:t xml:space="preserve">renksiz</w:t>
+            </w:r>
+          </w:p>
+        </w:tc>
+        <w:tc>
+          <w:tcPr>
+            <w:tcW w:w="2400" w:type="dxa"/>
+            <w:vAlign w:val="center"/>
+          </w:tcPr>
+          <w:p>
+            <w:pPr>
+              <w:jc w:val="center"/>
+              <w:rPr>
+                <w:rFonts w:ascii="Times New Roman" w:hAnsi="Times New Roman" w:cs="Times New Roman"/>
+                <w:lang w:val="tr-TR"/>
+              </w:rPr>
+            </w:pPr>
+            <w:r>
+              <w:rPr>
+                <w:rFonts w:ascii="Times New Roman" w:hAnsi="Times New Roman" w:cs="Times New Roman"/>
+                <w:lang w:val="tr-TR"/>
+              </w:rPr>
+              <w:t xml:space="preserve">8,2-10,0</w:t>
+            </w:r>
+          </w:p>
+        </w:tc>
+        <w:tc>
+          <w:tcPr>
+            <w:tcW w:w="2100" w:type="dxa"/>
+            <w:vAlign w:val="center"/>
+          </w:tcPr>
+          <w:p>
+            <w:pPr>
+              <w:jc w:val="center"/>
+              <w:rPr>
+                <w:rFonts w:ascii="Times New Roman" w:hAnsi="Times New Roman" w:cs="Times New Roman"/>
+                <w:lang w:val="tr-TR"/>
+              </w:rPr>
+            </w:pPr>
+            <w:r>
+              <w:rPr>
+                <w:rFonts w:ascii="Times New Roman" w:hAnsi="Times New Roman" w:cs="Times New Roman"/>
+                <w:lang w:val="tr-TR"/>
+              </w:rPr>
+              <w:t xml:space="preserve">pembe</w:t>
+            </w:r>
+          </w:p>
+        </w:tc>
+      </w:tr>
+    </w:tbl>
+    <w:p>
+      <w:pPr>
+        <w:jc w:val="both"/>
+        <w:rPr>
+          <w:rFonts w:ascii="Times New Roman" w:hAnsi="Times New Roman" w:cs="Times New Roman"/>
+          <w:lang w:val="tr-TR"/>
+        </w:rPr>
+      </w:pPr>
     </w:p>
     <w:p>
       <w:pPr>
@@ -4449,7 +4991,23 @@
           <w:rFonts w:ascii="Times New Roman" w:hAnsi="Times New Roman" w:cs="Times New Roman"/>
           <w:lang w:val="tr-TR"/>
         </w:rPr>
-        <w:t xml:space="preserve"> için 2) gösterir. Asit ve bazın mol sayıları eşit değilse karışım fazla olan maddenin özelliğini gösterir; artan H</w:t>
+        <w:t xml:space="preserve"> için 2) gösterir. Asit ve bazın mol sayıları eşit değilse </w:t>
+      </w:r>
+      <w:r>
+        <w:rPr>
+          <w:rFonts w:ascii="Times New Roman" w:hAnsi="Times New Roman" w:cs="Times New Roman"/>
+          <w:b/>
+          <w:bCs/>
+          <w:lang w:val="tr-TR"/>
+        </w:rPr>
+        <w:t xml:space="preserve">kısmi nötralleşme</w:t>
+      </w:r>
+      <w:r>
+        <w:rPr>
+          <w:rFonts w:ascii="Times New Roman" w:hAnsi="Times New Roman" w:cs="Times New Roman"/>
+          <w:lang w:val="tr-TR"/>
+        </w:rPr>
+        <w:t xml:space="preserve"> gerçekleşir ve karışım fazla olan maddenin özelliğini gösterir; artan H</w:t>
       </w:r>
       <w:r>
         <w:rPr>

--- a/Kim11-2-10-Notrallesme.docx
+++ b/Kim11-2-10-Notrallesme.docx
@@ -3712,7 +3712,7 @@
       <w:r>
         <w:drawing>
           <wp:inline distT="0" distB="0" distL="0" distR="0">
-            <wp:extent cx="5400000" cy="2040000"/>
+            <wp:extent cx="5400000" cy="2622857"/>
             <wp:docPr id="900005" name="Grafik 900005" descr="Nötralleşme alt mikro model"/>
             <wp:cNvGraphicFramePr>
               <a:graphicFrameLocks noChangeAspect="1"/>
@@ -3733,7 +3733,7 @@
                   <pic:spPr>
                     <a:xfrm>
                       <a:off x="0" y="0"/>
-                      <a:ext cx="5400000" cy="2040000"/>
+                      <a:ext cx="5400000" cy="2622857"/>
                     </a:xfrm>
                     <a:prstGeom prst="rect">
                       <a:avLst/>
@@ -3769,33 +3769,6 @@
           <w:lang w:val="tr-TR"/>
         </w:rPr>
         <w:t xml:space="preserve"> HCl ve NaOH çözeltileri ile karışımlarındaki taneciklerin alt mikro düzeyde gösterimi</w:t>
-      </w:r>
-    </w:p>
-    <w:p>
-      <w:pPr>
-        <w:jc w:val="both"/>
-        <w:rPr>
-          <w:rFonts w:ascii="Times New Roman" w:hAnsi="Times New Roman" w:cs="Times New Roman"/>
-          <w:lang w:val="tr-TR"/>
-        </w:rPr>
-      </w:pPr>
-      <w:r>
-        <w:rPr>
-          <w:rFonts w:ascii="Times New Roman" w:hAnsi="Times New Roman" w:cs="Times New Roman"/>
-          <w:b/>
-          <w:bCs/>
-          <w:highlight w:val="yellow"/>
-          <w:lang w:val="tr-TR"/>
-        </w:rPr>
-        <w:t xml:space="preserve">NOT: </w:t>
-      </w:r>
-      <w:r>
-        <w:rPr>
-          <w:rFonts w:ascii="Times New Roman" w:hAnsi="Times New Roman" w:cs="Times New Roman"/>
-          <w:highlight w:val="yellow"/>
-          <w:lang w:val="tr-TR"/>
-        </w:rPr>
-        <w:t xml:space="preserve">Taslak modeldir; yayınevi tarafından kap (beher) içinde, su molekülleri daha belirgin olacak şekilde yeniden çizilebilir.</w:t>
       </w:r>
     </w:p>
     <w:p>

--- a/Kim11-2-10-Notrallesme.docx
+++ b/Kim11-2-10-Notrallesme.docx
@@ -3424,29 +3424,13 @@
           <w:rFonts w:ascii="Times New Roman" w:hAnsi="Times New Roman" w:cs="Times New Roman"/>
           <w:lang w:val="tr-TR"/>
         </w:rPr>
-        <w:t xml:space="preserve">Bir asit ile bir bazın tepkimeye girerek tuz ve su oluşturmasına </w:t>
-      </w:r>
-      <w:r>
-        <w:rPr>
-          <w:rFonts w:ascii="Times New Roman" w:hAnsi="Times New Roman" w:cs="Times New Roman"/>
-          <w:b/>
-          <w:bCs/>
-          <w:lang w:val="tr-TR"/>
-        </w:rPr>
-        <w:t xml:space="preserve">nötralleşme tepkimesi</w:t>
-      </w:r>
-      <w:r>
-        <w:rPr>
-          <w:rFonts w:ascii="Times New Roman" w:hAnsi="Times New Roman" w:cs="Times New Roman"/>
-          <w:lang w:val="tr-TR"/>
-        </w:rPr>
-        <w:t xml:space="preserve"> denir. Kuvvetli asitler ve kuvvetli bazlar suda tamamen iyonlaşır. Örneğin hidroklorik asit çözeltisinde H</w:t>
-      </w:r>
-      <w:r>
-        <w:rPr>
-          <w:rFonts w:ascii="Times New Roman" w:hAnsi="Times New Roman" w:cs="Times New Roman"/>
+        <w:t xml:space="preserve">Analiz ve Keşif Atölyesi 2.10.’da HCl çözeltisine NaOH çözeltisi eklendikçe pH değerinin yükseldiğini, iletkenliğin azaldığını ve belirli bir noktada indikatörün renk değiştirdiğini gözlemlediniz. Bu değişimler asit ile baz arasında bir tepkime gerçekleştiğini gösterir. Bir asit ile bir bazın tepkimeye girerek tuz ve su oluşturmasına nötralleşme tepkimesi denir. Peki bu tepkimede hangi tanecikler değişime uğrar? Kuvvetli asitler ve kuvvetli bazlar suda tamamen iyonlaşır. Örneğin hidroklorik asit çözeltisinde H</w:t>
+      </w:r>
+      <w:r>
+        <w:rPr>
+          <w:rFonts w:ascii="Times New Roman" w:hAnsi="Times New Roman" w:cs="Times New Roman"/>
+          <w:lang w:val="tr-TR"/>
           <w:vertAlign w:val="subscript"/>
-          <w:lang w:val="tr-TR"/>
         </w:rPr>
         <w:t xml:space="preserve">3</w:t>
       </w:r>
@@ -3460,8 +3444,8 @@
       <w:r>
         <w:rPr>
           <w:rFonts w:ascii="Times New Roman" w:hAnsi="Times New Roman" w:cs="Times New Roman"/>
+          <w:lang w:val="tr-TR"/>
           <w:vertAlign w:val="superscript"/>
-          <w:lang w:val="tr-TR"/>
         </w:rPr>
         <w:t xml:space="preserve">+</w:t>
       </w:r>
@@ -3475,8 +3459,8 @@
       <w:r>
         <w:rPr>
           <w:rFonts w:ascii="Times New Roman" w:hAnsi="Times New Roman" w:cs="Times New Roman"/>
+          <w:lang w:val="tr-TR"/>
           <w:vertAlign w:val="superscript"/>
-          <w:lang w:val="tr-TR"/>
         </w:rPr>
         <w:t xml:space="preserve">+</w:t>
       </w:r>
@@ -3490,8 +3474,8 @@
       <w:r>
         <w:rPr>
           <w:rFonts w:ascii="Times New Roman" w:hAnsi="Times New Roman" w:cs="Times New Roman"/>
+          <w:lang w:val="tr-TR"/>
           <w:vertAlign w:val="superscript"/>
-          <w:lang w:val="tr-TR"/>
         </w:rPr>
         <w:t xml:space="preserve">−</w:t>
       </w:r>
@@ -3505,8 +3489,8 @@
       <w:r>
         <w:rPr>
           <w:rFonts w:ascii="Times New Roman" w:hAnsi="Times New Roman" w:cs="Times New Roman"/>
+          <w:lang w:val="tr-TR"/>
           <w:vertAlign w:val="superscript"/>
-          <w:lang w:val="tr-TR"/>
         </w:rPr>
         <w:t xml:space="preserve">+</w:t>
       </w:r>
@@ -3520,8 +3504,8 @@
       <w:r>
         <w:rPr>
           <w:rFonts w:ascii="Times New Roman" w:hAnsi="Times New Roman" w:cs="Times New Roman"/>
+          <w:lang w:val="tr-TR"/>
           <w:vertAlign w:val="superscript"/>
-          <w:lang w:val="tr-TR"/>
         </w:rPr>
         <w:t xml:space="preserve">−</w:t>
       </w:r>
@@ -3535,8 +3519,8 @@
       <w:r>
         <w:rPr>
           <w:rFonts w:ascii="Times New Roman" w:hAnsi="Times New Roman" w:cs="Times New Roman"/>
+          <w:lang w:val="tr-TR"/>
           <w:vertAlign w:val="superscript"/>
-          <w:lang w:val="tr-TR"/>
         </w:rPr>
         <w:t xml:space="preserve">+</w:t>
       </w:r>
@@ -3550,8 +3534,8 @@
       <w:r>
         <w:rPr>
           <w:rFonts w:ascii="Times New Roman" w:hAnsi="Times New Roman" w:cs="Times New Roman"/>
+          <w:lang w:val="tr-TR"/>
           <w:vertAlign w:val="superscript"/>
-          <w:lang w:val="tr-TR"/>
         </w:rPr>
         <w:t xml:space="preserve">−</w:t>
       </w:r>
@@ -3565,8 +3549,8 @@
       <w:r>
         <w:rPr>
           <w:rFonts w:ascii="Times New Roman" w:hAnsi="Times New Roman" w:cs="Times New Roman"/>
+          <w:lang w:val="tr-TR"/>
           <w:vertAlign w:val="superscript"/>
-          <w:lang w:val="tr-TR"/>
         </w:rPr>
         <w:t xml:space="preserve">+</w:t>
       </w:r>
@@ -3580,8 +3564,8 @@
       <w:r>
         <w:rPr>
           <w:rFonts w:ascii="Times New Roman" w:hAnsi="Times New Roman" w:cs="Times New Roman"/>
+          <w:lang w:val="tr-TR"/>
           <w:vertAlign w:val="superscript"/>
-          <w:lang w:val="tr-TR"/>
         </w:rPr>
         <w:t xml:space="preserve">−</w:t>
       </w:r>
@@ -3590,23 +3574,7 @@
           <w:rFonts w:ascii="Times New Roman" w:hAnsi="Times New Roman" w:cs="Times New Roman"/>
           <w:lang w:val="tr-TR"/>
         </w:rPr>
-        <w:t xml:space="preserve"> iyonları ise tepkimeye katılmadan çözeltide kalır; bu iyonlara </w:t>
-      </w:r>
-      <w:r>
-        <w:rPr>
-          <w:rFonts w:ascii="Times New Roman" w:hAnsi="Times New Roman" w:cs="Times New Roman"/>
-          <w:b/>
-          <w:bCs/>
-          <w:lang w:val="tr-TR"/>
-        </w:rPr>
-        <w:t xml:space="preserve">seyirci iyonlar</w:t>
-      </w:r>
-      <w:r>
-        <w:rPr>
-          <w:rFonts w:ascii="Times New Roman" w:hAnsi="Times New Roman" w:cs="Times New Roman"/>
-          <w:lang w:val="tr-TR"/>
-        </w:rPr>
-        <w:t xml:space="preserve"> denir.</w:t>
+        <w:t xml:space="preserve"> iyonları ise tepkimeye katılmadan çözeltide kalır; bu iyonlara seyirci iyonlar denir. Etkinlikte çizdiğiniz alt mikro düzeydeki modeli Görsel C ile karşılaştırabilirsiniz.</w:t>
       </w:r>
     </w:p>
     <w:p>
@@ -3784,13 +3752,13 @@
           <w:rFonts w:ascii="Times New Roman" w:hAnsi="Times New Roman" w:cs="Times New Roman"/>
           <w:lang w:val="tr-TR"/>
         </w:rPr>
-        <w:t xml:space="preserve">Bütün kuvvetli asit-kuvvetli baz tepkimelerinin net iyon denklemi aynıdır. Bu nedenle bu tepkimelerde 1 mol su oluşurken açığa çıkan ısı da yaklaşık aynıdır ve nötralleşme tepkimeleri ekzotermiktir (ΔH ≈ −56 kJ/mol H</w:t>
-      </w:r>
-      <w:r>
-        <w:rPr>
-          <w:rFonts w:ascii="Times New Roman" w:hAnsi="Times New Roman" w:cs="Times New Roman"/>
+        <w:t xml:space="preserve">Bütün kuvvetli asit-kuvvetli baz tepkimelerinin net iyon denklemi aynıdır. Asit ve baz çözeltileri karıştırıldığında karışımın bir miktar ısınması, nötralleşme tepkimelerinin ekzotermik olduğunu gösterir. Net iyon denklemi aynı olduğundan bu tepkimelerde 1 mol su oluşurken açığa çıkan ısının da yaklaşık aynı olması beklenir (ΔH ≈ −56 kJ/mol H</w:t>
+      </w:r>
+      <w:r>
+        <w:rPr>
+          <w:rFonts w:ascii="Times New Roman" w:hAnsi="Times New Roman" w:cs="Times New Roman"/>
+          <w:lang w:val="tr-TR"/>
           <w:vertAlign w:val="subscript"/>
-          <w:lang w:val="tr-TR"/>
         </w:rPr>
         <w:t xml:space="preserve">2</w:t>
       </w:r>
@@ -3799,7 +3767,7 @@
           <w:rFonts w:ascii="Times New Roman" w:hAnsi="Times New Roman" w:cs="Times New Roman"/>
           <w:lang w:val="tr-TR"/>
         </w:rPr>
-        <w:t xml:space="preserve">O). Nötralleşme olayı farklı ölçütlerle izlenebilir:</w:t>
+        <w:t xml:space="preserve">O). Nötralleşme olayı, etkinliğin 1. Aşamasında belirlediğiniz ölçütlerle izlenebilir:</w:t>
       </w:r>
     </w:p>
     <w:p>
@@ -3815,29 +3783,13 @@
           <w:rFonts w:ascii="Times New Roman" w:hAnsi="Times New Roman" w:cs="Times New Roman"/>
           <w:lang w:val="tr-TR"/>
         </w:rPr>
-        <w:t xml:space="preserve">• </w:t>
-      </w:r>
-      <w:r>
-        <w:rPr>
-          <w:rFonts w:ascii="Times New Roman" w:hAnsi="Times New Roman" w:cs="Times New Roman"/>
-          <w:b/>
-          <w:bCs/>
-          <w:lang w:val="tr-TR"/>
-        </w:rPr>
-        <w:t xml:space="preserve">pH değişimi:</w:t>
-      </w:r>
-      <w:r>
-        <w:rPr>
-          <w:rFonts w:ascii="Times New Roman" w:hAnsi="Times New Roman" w:cs="Times New Roman"/>
-          <w:lang w:val="tr-TR"/>
-        </w:rPr>
-        <w:t xml:space="preserve"> Asit çözeltisine baz eklendikçe H</w:t>
-      </w:r>
-      <w:r>
-        <w:rPr>
-          <w:rFonts w:ascii="Times New Roman" w:hAnsi="Times New Roman" w:cs="Times New Roman"/>
+        <w:t xml:space="preserve">• pH değişimi: Tablo A’daki verilerde görüldüğü gibi asit çözeltisine baz eklendikçe H</w:t>
+      </w:r>
+      <w:r>
+        <w:rPr>
+          <w:rFonts w:ascii="Times New Roman" w:hAnsi="Times New Roman" w:cs="Times New Roman"/>
+          <w:lang w:val="tr-TR"/>
           <w:vertAlign w:val="superscript"/>
-          <w:lang w:val="tr-TR"/>
         </w:rPr>
         <w:t xml:space="preserve">+</w:t>
       </w:r>
@@ -3846,7 +3798,7 @@
           <w:rFonts w:ascii="Times New Roman" w:hAnsi="Times New Roman" w:cs="Times New Roman"/>
           <w:lang w:val="tr-TR"/>
         </w:rPr>
-        <w:t xml:space="preserve"> iyonları harcandığı için pH yavaş yavaş artar. Asidin tamamı nötralleştiğinde kuvvetli asit-kuvvetli baz karışımının pH değeri 25 °C’de 7’dir. Bu noktadan sonra eklenen baz fazla kalacağından pH hızla yükselir.</w:t>
+        <w:t xml:space="preserve"> iyonları harcandığı için pH yavaş yavaş artar. Asidin tamamı nötralleştiğinde kuvvetli asit-kuvvetli baz karışımının pH değeri 25 °C’de 7’dir. Bu noktadan sonra eklenen baz fazla kalacağından pH hızla yükselir; eklenen NaOH hacmi 19 mL’den 21 mL’ye çıkarken pH değerinin yaklaşık 2,6’dan 11,4’e sıçraması bunu gösterir.</w:t>
       </w:r>
     </w:p>
     <w:p>
@@ -4436,29 +4388,13 @@
           <w:rFonts w:ascii="Times New Roman" w:hAnsi="Times New Roman" w:cs="Times New Roman"/>
           <w:lang w:val="tr-TR"/>
         </w:rPr>
-        <w:t xml:space="preserve">• </w:t>
-      </w:r>
-      <w:r>
-        <w:rPr>
-          <w:rFonts w:ascii="Times New Roman" w:hAnsi="Times New Roman" w:cs="Times New Roman"/>
-          <w:b/>
-          <w:bCs/>
-          <w:lang w:val="tr-TR"/>
-        </w:rPr>
-        <w:t xml:space="preserve">Elektriksel iletkenlik:</w:t>
-      </w:r>
-      <w:r>
-        <w:rPr>
-          <w:rFonts w:ascii="Times New Roman" w:hAnsi="Times New Roman" w:cs="Times New Roman"/>
-          <w:lang w:val="tr-TR"/>
-        </w:rPr>
-        <w:t xml:space="preserve"> Çözeltinin elektriği iletmesi çözeltideki iyonların derişimine ve türüne bağlıdır. Asit çözeltisine baz eklendikçe çözeltide hareketliliği çok yüksek olan H</w:t>
-      </w:r>
-      <w:r>
-        <w:rPr>
-          <w:rFonts w:ascii="Times New Roman" w:hAnsi="Times New Roman" w:cs="Times New Roman"/>
+        <w:t xml:space="preserve">• Elektriksel iletkenlik: Etkinlikte iletkenliğin önce azalıp tam nötralleşmeden sonra yeniden arttığını fark ettiniz. Peki bu değişimin nedeni nedir? Çözeltinin elektriği iletmesi çözeltideki iyonların derişimine ve türüne bağlıdır. Asit çözeltisine baz eklendikçe çözeltide hareketliliği çok yüksek olan H</w:t>
+      </w:r>
+      <w:r>
+        <w:rPr>
+          <w:rFonts w:ascii="Times New Roman" w:hAnsi="Times New Roman" w:cs="Times New Roman"/>
+          <w:lang w:val="tr-TR"/>
           <w:vertAlign w:val="superscript"/>
-          <w:lang w:val="tr-TR"/>
         </w:rPr>
         <w:t xml:space="preserve">+</w:t>
       </w:r>
@@ -4472,8 +4408,8 @@
       <w:r>
         <w:rPr>
           <w:rFonts w:ascii="Times New Roman" w:hAnsi="Times New Roman" w:cs="Times New Roman"/>
+          <w:lang w:val="tr-TR"/>
           <w:vertAlign w:val="superscript"/>
-          <w:lang w:val="tr-TR"/>
         </w:rPr>
         <w:t xml:space="preserve">+</w:t>
       </w:r>
@@ -4568,13 +4504,13 @@
           <w:rFonts w:ascii="Times New Roman" w:hAnsi="Times New Roman" w:cs="Times New Roman"/>
           <w:lang w:val="tr-TR"/>
         </w:rPr>
-        <w:t xml:space="preserve">Asidin H</w:t>
-      </w:r>
-      <w:r>
-        <w:rPr>
-          <w:rFonts w:ascii="Times New Roman" w:hAnsi="Times New Roman" w:cs="Times New Roman"/>
+        <w:t xml:space="preserve">Etkinliğin son sorusunda tam nötralleşme noktasında asidin H</w:t>
+      </w:r>
+      <w:r>
+        <w:rPr>
+          <w:rFonts w:ascii="Times New Roman" w:hAnsi="Times New Roman" w:cs="Times New Roman"/>
+          <w:lang w:val="tr-TR"/>
           <w:vertAlign w:val="superscript"/>
-          <w:lang w:val="tr-TR"/>
         </w:rPr>
         <w:t xml:space="preserve">+</w:t>
       </w:r>
@@ -4583,13 +4519,73 @@
           <w:rFonts w:ascii="Times New Roman" w:hAnsi="Times New Roman" w:cs="Times New Roman"/>
           <w:lang w:val="tr-TR"/>
         </w:rPr>
+        <w:t xml:space="preserve"> mol sayısı ile bazın OH</w:t>
+      </w:r>
+      <w:r>
+        <w:rPr>
+          <w:rFonts w:ascii="Times New Roman" w:hAnsi="Times New Roman" w:cs="Times New Roman"/>
+          <w:lang w:val="tr-TR"/>
+          <w:vertAlign w:val="superscript"/>
+        </w:rPr>
+        <w:t xml:space="preserve">−</w:t>
+      </w:r>
+      <w:r>
+        <w:rPr>
+          <w:rFonts w:ascii="Times New Roman" w:hAnsi="Times New Roman" w:cs="Times New Roman"/>
+          <w:lang w:val="tr-TR"/>
+        </w:rPr>
+        <w:t xml:space="preserve"> mol sayısı arasında bir ilişki kurdunuz. Tablo A’da 20,0 mL 0,10 M HCl çözeltisinin (0,0020 mol H</w:t>
+      </w:r>
+      <w:r>
+        <w:rPr>
+          <w:rFonts w:ascii="Times New Roman" w:hAnsi="Times New Roman" w:cs="Times New Roman"/>
+          <w:lang w:val="tr-TR"/>
+          <w:vertAlign w:val="superscript"/>
+        </w:rPr>
+        <w:t xml:space="preserve">+</w:t>
+      </w:r>
+      <w:r>
+        <w:rPr>
+          <w:rFonts w:ascii="Times New Roman" w:hAnsi="Times New Roman" w:cs="Times New Roman"/>
+          <w:lang w:val="tr-TR"/>
+        </w:rPr>
+        <w:t xml:space="preserve">) tam olarak 20,0 mL 0,10 M NaOH çözeltisi (0,0020 mol OH</w:t>
+      </w:r>
+      <w:r>
+        <w:rPr>
+          <w:rFonts w:ascii="Times New Roman" w:hAnsi="Times New Roman" w:cs="Times New Roman"/>
+          <w:lang w:val="tr-TR"/>
+          <w:vertAlign w:val="superscript"/>
+        </w:rPr>
+        <w:t xml:space="preserve">−</w:t>
+      </w:r>
+      <w:r>
+        <w:rPr>
+          <w:rFonts w:ascii="Times New Roman" w:hAnsi="Times New Roman" w:cs="Times New Roman"/>
+          <w:lang w:val="tr-TR"/>
+        </w:rPr>
+        <w:t xml:space="preserve">) eklendiğinde nötralleştiği görülür. Buna göre asidin H</w:t>
+      </w:r>
+      <w:r>
+        <w:rPr>
+          <w:rFonts w:ascii="Times New Roman" w:hAnsi="Times New Roman" w:cs="Times New Roman"/>
+          <w:lang w:val="tr-TR"/>
+          <w:vertAlign w:val="superscript"/>
+        </w:rPr>
+        <w:t xml:space="preserve">+</w:t>
+      </w:r>
+      <w:r>
+        <w:rPr>
+          <w:rFonts w:ascii="Times New Roman" w:hAnsi="Times New Roman" w:cs="Times New Roman"/>
+          <w:lang w:val="tr-TR"/>
+        </w:rPr>
         <w:t xml:space="preserve"> iyonlarının mol sayısı bazın OH</w:t>
       </w:r>
       <w:r>
         <w:rPr>
           <w:rFonts w:ascii="Times New Roman" w:hAnsi="Times New Roman" w:cs="Times New Roman"/>
+          <w:lang w:val="tr-TR"/>
           <w:vertAlign w:val="superscript"/>
-          <w:lang w:val="tr-TR"/>
         </w:rPr>
         <w:t xml:space="preserve">−</w:t>
       </w:r>
@@ -4598,23 +4594,7 @@
           <w:rFonts w:ascii="Times New Roman" w:hAnsi="Times New Roman" w:cs="Times New Roman"/>
           <w:lang w:val="tr-TR"/>
         </w:rPr>
-        <w:t xml:space="preserve"> iyonlarının mol sayısına eşit olduğunda </w:t>
-      </w:r>
-      <w:r>
-        <w:rPr>
-          <w:rFonts w:ascii="Times New Roman" w:hAnsi="Times New Roman" w:cs="Times New Roman"/>
-          <w:b/>
-          <w:bCs/>
-          <w:lang w:val="tr-TR"/>
-        </w:rPr>
-        <w:t xml:space="preserve">tam nötralleşme</w:t>
-      </w:r>
-      <w:r>
-        <w:rPr>
-          <w:rFonts w:ascii="Times New Roman" w:hAnsi="Times New Roman" w:cs="Times New Roman"/>
-          <w:lang w:val="tr-TR"/>
-        </w:rPr>
-        <w:t xml:space="preserve"> gerçekleşir. Asit ve bazın derişimi (M, mol/L) ve hacmi (V, L) biliniyorsa bu durum aşağıdaki eşitlikle ifade edilir:</w:t>
+        <w:t xml:space="preserve"> iyonlarının mol sayısına eşit olduğunda tam nötralleşme gerçekleşir. Asit ve bazın derişimi (M, mol/L) ve hacmi (V, L) biliniyorsa bu durum aşağıdaki eşitlikle ifade edilir:</w:t>
       </w:r>
     </w:p>
     <w:tbl>

--- a/Kim11-2-10-Notrallesme.docx
+++ b/Kim11-2-10-Notrallesme.docx
@@ -36,7 +36,7 @@
           <w:rFonts w:ascii="Times New Roman" w:hAnsi="Times New Roman" w:cs="Times New Roman"/>
           <w:lang w:val="tr-TR"/>
         </w:rPr>
-        <w:t xml:space="preserve">Mide ekşimesi yaşayan bir kişiye doktoru mide asidini etkisiz hâle getiren bir ilaç (antasit) önerebilir (Görsel A). Asitli topraklarda verimin düşmesi nedeniyle çiftçiler tarlalarına kireç serper (Görsel B). Yüzme havuzlarında ise suyun pH değeri asidik ya da bazik maddeler eklenerek ayarlanır. Bu örneklerin hepsinde bir asidin etkisi bir bazla, bir bazın etkisi ise bir asitle giderilmeye çalışılır. Asit ve baz çözeltileri karıştırıldığında ne olur? Bu olayın gerçekleştiğini hangi gözlemlerle anlayabiliriz? Bir etkinlik yaparak keşfediniz.</w:t>
+        <w:t xml:space="preserve">Mide ekşimesi yaşayan bir kişiye doktoru mide asidini etkisiz hâle getiren bir ilaç (antasit) önerebilir (Görsel A). Asitli topraklarda verimin düşmesi nedeniyle çiftçiler tarlalarına kireç serper (Görsel B). Yüzme havuzlarında ise suyun pH değeri asidik ya da bazik maddeler eklenerek ayarlanır. Bu örneklerin hepsinde bir asidin etkisi bir bazla, bir bazın etkisi ise bir asitle giderilmeye çalışılır. Asit ve baz çözeltileri karıştırıldığında ne olur? Bu olayın gerçekleştiğini hangi gözlemlerle anlayabiliriz? Bu soruların cevabını Analiz ve Keşif Atölyesi 2.10.’daki etkinliği yaparak keşfediniz. Etkinlikte asit ile bazın tepkimesini izleyebileceğiniz ölçütleri kendiniz belirleyecek, bu ölçütleri deneyle sınayacak ve topladığınız verilerden yola çıkarak nötralleşme olayını ölçülebilir niteliklerle, yani operasyonel olarak tanımlayacaksınız. Deneyi planlı ve özenli bir şekilde yürütürken çalışkanlığınızı ortaya koyacak, süreç sonunda kendinizi değerlendirerek öz yansıtma becerinizi geliştireceksiniz.</w:t>
       </w:r>
     </w:p>
     <w:tbl>
@@ -346,7 +346,7 @@
           <w:rFonts w:ascii="Times New Roman" w:hAnsi="Times New Roman" w:cs="Times New Roman"/>
           <w:lang w:val="tr-TR"/>
         </w:rPr>
-        <w:t xml:space="preserve">Hidroklorik asit (HCl) ve sodyum hidroksit (NaOH) çözeltileri karıştırıldığında gerçekleşen değişimi gözlemleyebilmek için hangi ölçütleri kullanabileceğinizi düşününüz. Aşağıdaki tabloda her ölçüt için nasıl bir değişim beklediğinizi yazınız.</w:t>
+        <w:t xml:space="preserve">Hidroklorik asit (HCl) ve sodyum hidroksit (NaOH) çözeltileri karıştırıldığında gerçekleşen değişimi gözlemleyebilmek için hangi ölçütleri kullanabileceğinizi düşününüz. Ölçütlerinizi belirlerken çözeltide gözle fark edilebilecek değişimleri, tanecik düzeyinde neler olabileceğini ve bu değişimin sembolik gösterimini birlikte düşününüz. Aşağıdaki tabloda her ölçüt için kullanacağınız ölçüm aracını ya da yöntemi ve nasıl bir değişim beklediğinizi yazınız.</w:t>
       </w:r>
     </w:p>
     <w:tbl>
@@ -3120,8 +3120,8 @@
       <w:r>
         <w:rPr>
           <w:rFonts w:ascii="Times New Roman" w:hAnsi="Times New Roman" w:cs="Times New Roman"/>
+          <w:lang w:val="tr-TR"/>
           <w:vertAlign w:val="superscript"/>
-          <w:lang w:val="tr-TR"/>
         </w:rPr>
         <w:t xml:space="preserve">+</w:t>
       </w:r>
@@ -3135,8 +3135,8 @@
       <w:r>
         <w:rPr>
           <w:rFonts w:ascii="Times New Roman" w:hAnsi="Times New Roman" w:cs="Times New Roman"/>
+          <w:lang w:val="tr-TR"/>
           <w:vertAlign w:val="superscript"/>
-          <w:lang w:val="tr-TR"/>
         </w:rPr>
         <w:t xml:space="preserve">-</w:t>
       </w:r>
@@ -3145,7 +3145,7 @@
           <w:rFonts w:ascii="Times New Roman" w:hAnsi="Times New Roman" w:cs="Times New Roman"/>
           <w:lang w:val="tr-TR"/>
         </w:rPr>
-        <w:t xml:space="preserve"> mol sayısı arasında nasıl bir ilişki vardır? Bu ilişkiyi derişim (M) ve hacim (V) kullanarak matematiksel olarak ifade ediniz.</w:t>
+        <w:t xml:space="preserve"> mol sayısı arasında nasıl bir ilişki vardır? Bu ilişkiyi derişim (M) ve hacim (V) kullanarak matematiksel olarak ifade ediniz. Ardından belirlediğiniz ölçütleri ve bu matematiksel ilişkiyi kullanarak nötralleşme olayının operasyonel tanımını yapınız.</w:t>
       </w:r>
     </w:p>
     <w:p>

--- a/Kim11-2-10-Notrallesme.docx
+++ b/Kim11-2-10-Notrallesme.docx
@@ -1568,31 +1568,6 @@
           <w:lang w:val="tr-TR"/>
         </w:rPr>
         <w:t xml:space="preserve">Okulunuzda pH metre ya da iletkenlik ölçer yoksa aşağıdaki hazır veri setini kullanabilirsiniz.</w:t>
-      </w:r>
-    </w:p>
-    <w:p>
-      <w:pPr>
-        <w:jc w:val="center"/>
-        <w:rPr>
-          <w:rFonts w:ascii="Times New Roman" w:hAnsi="Times New Roman" w:cs="Times New Roman"/>
-          <w:lang w:val="tr-TR"/>
-        </w:rPr>
-      </w:pPr>
-      <w:r>
-        <w:rPr>
-          <w:rFonts w:ascii="Times New Roman" w:hAnsi="Times New Roman" w:cs="Times New Roman"/>
-          <w:b/>
-          <w:bCs/>
-          <w:lang w:val="tr-TR"/>
-        </w:rPr>
-        <w:t xml:space="preserve">Tablo A:</w:t>
-      </w:r>
-      <w:r>
-        <w:rPr>
-          <w:rFonts w:ascii="Times New Roman" w:hAnsi="Times New Roman" w:cs="Times New Roman"/>
-          <w:lang w:val="tr-TR"/>
-        </w:rPr>
-        <w:t xml:space="preserve"> 20,0 mL 0,10 M HCl çözeltisine 0,10 M NaOH çözeltisi eklenirken yapılan ölçümler (25 °C)</w:t>
       </w:r>
     </w:p>
     <w:tbl>
@@ -2686,7 +2661,7 @@
           <w:rFonts w:ascii="Times New Roman" w:hAnsi="Times New Roman" w:cs="Times New Roman"/>
           <w:lang w:val="tr-TR"/>
         </w:rPr>
-        <w:t xml:space="preserve">Deney verilerinizi (ya da Tablo A’yı) kullanarak eklenen NaOH hacmine karşı pH ve iletkenlik grafiklerini çiziniz.</w:t>
+        <w:t xml:space="preserve">Deney verilerinizi (ya da hazır veri setini) kullanarak eklenen NaOH hacmine karşı pH ve iletkenlik grafiklerini çiziniz.</w:t>
       </w:r>
     </w:p>
     <w:p xmlns:a="http://schemas.openxmlformats.org/drawingml/2006/main" xmlns:pic="http://schemas.openxmlformats.org/drawingml/2006/picture">
@@ -3783,7 +3758,7 @@
           <w:rFonts w:ascii="Times New Roman" w:hAnsi="Times New Roman" w:cs="Times New Roman"/>
           <w:lang w:val="tr-TR"/>
         </w:rPr>
-        <w:t xml:space="preserve">• pH değişimi: Tablo A’daki verilerde görüldüğü gibi asit çözeltisine baz eklendikçe H</w:t>
+        <w:t xml:space="preserve">• pH değişimi: Analiz ve Keşif Atölyesi 2.10.’daki hazır veri setinde görüldüğü gibi asit çözeltisine baz eklendikçe H</w:t>
       </w:r>
       <w:r>
         <w:rPr>
@@ -3830,7 +3805,7 @@
           <w:rFonts w:ascii="Times New Roman" w:hAnsi="Times New Roman" w:cs="Times New Roman"/>
           <w:lang w:val="tr-TR"/>
         </w:rPr>
-        <w:t xml:space="preserve"> İndikatörler (belirteçler), ortamın pH değerine göre renk değiştiren maddelerdir. Fenolftalein asidik ve nötr ortamda renksiz, pH yaklaşık 8,2’nin üzerinde ise pembe renklidir. Metil oranj pH 3,1’in altında kırmızı, 4,4’ün üzerinde sarı renklidir. Kırmızı lahana suyu gibi doğal indikatörler de kullanılabilir. Ancak doğal indikatörlerin içeriği kaynağına göre değiştiği için renk değiştirdikleri pH aralığı kesin değildir; bu nedenle laboratuvarda yapay indikatörler tercih edilir. Bazı indikatörlerin renk değiştirdiği pH aralıkları Tablo B’de verilmiştir. Farklı indikatörlerin karışımından hazırlanan ve her pH değerinde farklı renk alan </w:t>
+        <w:t xml:space="preserve"> İndikatörler (belirteçler), ortamın pH değerine göre renk değiştiren maddelerdir. Fenolftalein asidik ve nötr ortamda renksiz, pH yaklaşık 8,2’nin üzerinde ise pembe renklidir. Metil oranj pH 3,1’in altında kırmızı, 4,4’ün üzerinde sarı renklidir. Kırmızı lahana suyu gibi doğal indikatörler de kullanılabilir. Ancak doğal indikatörlerin içeriği kaynağına göre değiştiği için renk değiştirdikleri pH aralığı kesin değildir; bu nedenle laboratuvarda yapay indikatörler tercih edilir. Bazı indikatörlerin renk değiştirdiği pH aralıkları Tablo A’da verilmiştir. Farklı indikatörlerin karışımından hazırlanan ve her pH değerinde farklı renk alan </w:t>
       </w:r>
       <w:r>
         <w:rPr>
@@ -3864,7 +3839,7 @@
           <w:bCs/>
           <w:lang w:val="tr-TR"/>
         </w:rPr>
-        <w:t xml:space="preserve">Tablo B:</w:t>
+        <w:t xml:space="preserve">Tablo A:</w:t>
       </w:r>
       <w:r>
         <w:rPr>
@@ -4534,7 +4509,7 @@
           <w:rFonts w:ascii="Times New Roman" w:hAnsi="Times New Roman" w:cs="Times New Roman"/>
           <w:lang w:val="tr-TR"/>
         </w:rPr>
-        <w:t xml:space="preserve"> mol sayısı arasında bir ilişki kurdunuz. Tablo A’da 20,0 mL 0,10 M HCl çözeltisinin (0,0020 mol H</w:t>
+        <w:t xml:space="preserve"> mol sayısı arasında bir ilişki kurdunuz. Analiz ve Keşif Atölyesi 2.10.’daki hazır veri setinde 20,0 mL 0,10 M HCl çözeltisinin (0,0020 mol H</w:t>
       </w:r>
       <w:r>
         <w:rPr>
@@ -6585,7 +6560,7 @@
           <w:highlight w:val="yellow"/>
           <w:lang w:val="tr-TR"/>
         </w:rPr>
-        <w:t xml:space="preserve">Tablo A’daki pH değerleri tam nötralleşme hesabıyla, iletkenlik değerleri iyonların sonsuz seyreltiklikteki molar iletkenlikleri kullanılarak tarafımızca hesaplanmış yaklaşık değerlerdir; gerçek ölçümler biraz daha düşük çıkabilir.</w:t>
+        <w:t xml:space="preserve">Analiz ve Keşif Atölyesi 2.10.’daki hazır veri setinde yer alan pH değerleri tam nötralleşme hesabıyla, iletkenlik değerleri iyonların sonsuz seyreltiklikteki molar iletkenlikleri kullanılarak tarafımızca hesaplanmış yaklaşık değerlerdir; gerçek ölçümler biraz daha düşük çıkabilir.</w:t>
       </w:r>
     </w:p>
     <w:sectPr>

--- a/Kim11-2-10-Notrallesme.docx
+++ b/Kim11-2-10-Notrallesme.docx
@@ -346,7 +346,7 @@
           <w:rFonts w:ascii="Times New Roman" w:hAnsi="Times New Roman" w:cs="Times New Roman"/>
           <w:lang w:val="tr-TR"/>
         </w:rPr>
-        <w:t xml:space="preserve">Hidroklorik asit (HCl) ve sodyum hidroksit (NaOH) çözeltileri karıştırıldığında gerçekleşen değişimi gözlemleyebilmek için hangi ölçütleri kullanabileceğinizi düşününüz. Ölçütlerinizi belirlerken çözeltide gözle fark edilebilecek değişimleri, tanecik düzeyinde neler olabileceğini ve bu değişimin sembolik gösterimini birlikte düşününüz. Aşağıdaki tabloda her ölçüt için kullanacağınız ölçüm aracını ya da yöntemi ve nasıl bir değişim beklediğinizi yazınız.</w:t>
+        <w:t xml:space="preserve">Hidroklorik asit (HCl) ve sodyum hidroksit (NaOH) çözeltileri karıştırıldığında gerçekleşen değişimi gözlemleyebilmek için hangi ölçütleri kullanabileceğinizi düşününüz. Ölçütlerinizi belirlerken çözeltide gözle fark edilebilecek değişimleri, tanecik düzeyinde neler olabileceğini ve bu değişimin sembolik gösterimini birlikte düşününüz. Ölçütlerinizi belirlemek için ders kitabınızdan ve güvenilir bilimsel kaynaklardan araştırma yapınız; farklı kaynaklardan edindiğiniz bilgileri karşılaştırarak seçtiğiniz ölçütleri gerekçelendiriniz. Aşağıdaki tabloda her ölçüt için kullanacağınız ölçüm aracını ya da yöntemi ve nasıl bir değişim beklediğinizi yazınız.</w:t>
       </w:r>
     </w:p>
     <w:tbl>
@@ -3015,7 +3015,7 @@
           <w:rFonts w:ascii="Times New Roman" w:hAnsi="Times New Roman" w:cs="Times New Roman"/>
           <w:lang w:val="tr-TR"/>
         </w:rPr>
-        <w:t xml:space="preserve">HCl, NaOH ve karışım çözeltilerinde bulunan tanecikleri gösteren alt mikro düzeyde bir model çiziniz. Modelinize nötralleşme tepkimesinin denklemini sembolik olarak ekleyiniz.</w:t>
+        <w:t xml:space="preserve">HCl, NaOH ve karışım çözeltilerinde bulunan tanecikleri gösteren alt mikro düzeyde bir model çiziniz. Modelinize nötralleşme tepkimesinin denklemini sembolik olarak ekleyiniz. Deneyde gözlediğiniz makroskobik değişimleri (pH’ın ve iletkenliğin değişmesi, indikatörün renk değiştirmesi) modelinizdeki tanecik değişimleriyle ve denklemle ilişkilendirerek açıklayınız.</w:t>
       </w:r>
     </w:p>
     <w:tbl>
@@ -3399,7 +3399,7 @@
           <w:rFonts w:ascii="Times New Roman" w:hAnsi="Times New Roman" w:cs="Times New Roman"/>
           <w:lang w:val="tr-TR"/>
         </w:rPr>
-        <w:t xml:space="preserve">Analiz ve Keşif Atölyesi 2.10.’da HCl çözeltisine NaOH çözeltisi eklendikçe pH değerinin yükseldiğini, iletkenliğin azaldığını ve belirli bir noktada indikatörün renk değiştirdiğini gözlemlediniz. Bu değişimler asit ile baz arasında bir tepkime gerçekleştiğini gösterir. Bir asit ile bir bazın tepkimeye girerek tuz ve su oluşturmasına nötralleşme tepkimesi denir. Peki bu tepkimede hangi tanecikler değişime uğrar? Kuvvetli asitler ve kuvvetli bazlar suda tamamen iyonlaşır. Örneğin hidroklorik asit çözeltisinde H</w:t>
+        <w:t xml:space="preserve">Analiz ve Keşif Atölyesi 2.10.’da gözlediğiniz pH, iletkenlik ve indikatör rengindeki değişimler, asit ile baz arasında bir tepkime gerçekleştiğini gösterir. Asit ve bazın tepkimeye girerek tuz ve su oluşturduğu kimyasal olaya nötralleşme denir. Bu tepkimede asit ve baz birbirinin asidik ve bazik özelliklerini etkisiz hâle getirir. Kuvvetli asitler ve kuvvetli bazlar suda tamamen iyonlaştığından aralarındaki nötralleşme tepkimesi çok hızlı ve tamamen ürünler yönünde gerçekleşir. Peki bu tepkimede hangi tanecikler değişime uğrar? Örneğin hidrobromik asit (HBr) çözeltisinde H</w:t>
       </w:r>
       <w:r>
         <w:rPr>
@@ -3444,7 +3444,7 @@
           <w:rFonts w:ascii="Times New Roman" w:hAnsi="Times New Roman" w:cs="Times New Roman"/>
           <w:lang w:val="tr-TR"/>
         </w:rPr>
-        <w:t xml:space="preserve">) ve Cl</w:t>
+        <w:t xml:space="preserve">) ve Br</w:t>
       </w:r>
       <w:r>
         <w:rPr>
@@ -3459,7 +3459,7 @@
           <w:rFonts w:ascii="Times New Roman" w:hAnsi="Times New Roman" w:cs="Times New Roman"/>
           <w:lang w:val="tr-TR"/>
         </w:rPr>
-        <w:t xml:space="preserve"> iyonları, sodyum hidroksit çözeltisinde ise Na</w:t>
+        <w:t xml:space="preserve"> iyonları, potasyum hidroksit (KOH) çözeltisinde ise K</w:t>
       </w:r>
       <w:r>
         <w:rPr>
@@ -3519,7 +3519,7 @@
           <w:rFonts w:ascii="Times New Roman" w:hAnsi="Times New Roman" w:cs="Times New Roman"/>
           <w:lang w:val="tr-TR"/>
         </w:rPr>
-        <w:t xml:space="preserve"> iyonları birleşerek su moleküllerini oluşturur (Görsel C). Na</w:t>
+        <w:t xml:space="preserve"> iyonları birleşerek su moleküllerini oluşturur (Görsel C). K</w:t>
       </w:r>
       <w:r>
         <w:rPr>
@@ -3534,7 +3534,7 @@
           <w:rFonts w:ascii="Times New Roman" w:hAnsi="Times New Roman" w:cs="Times New Roman"/>
           <w:lang w:val="tr-TR"/>
         </w:rPr>
-        <w:t xml:space="preserve"> ve Cl</w:t>
+        <w:t xml:space="preserve"> ve Br</w:t>
       </w:r>
       <w:r>
         <w:rPr>
@@ -3549,7 +3549,7 @@
           <w:rFonts w:ascii="Times New Roman" w:hAnsi="Times New Roman" w:cs="Times New Roman"/>
           <w:lang w:val="tr-TR"/>
         </w:rPr>
-        <w:t xml:space="preserve"> iyonları ise tepkimeye katılmadan çözeltide kalır; bu iyonlara seyirci iyonlar denir. Etkinlikte çizdiğiniz alt mikro düzeydeki modeli Görsel C ile karşılaştırabilirsiniz.</w:t>
+        <w:t xml:space="preserve"> iyonları ise tepkimeye katılmadan çözeltide kalır; tepkimeye katılmayan bu iyonlara seyirci iyonlar denir. Karışımdaki su buharlaştırılırsa seyirci iyonlar KBr tuzu olarak kristallenir.</w:t>
       </w:r>
     </w:p>
     <w:p>
@@ -3565,7 +3565,7 @@
           <w:rFonts w:ascii="Times New Roman" w:hAnsi="Times New Roman" w:cs="Times New Roman"/>
           <w:lang w:val="tr-TR"/>
         </w:rPr>
-        <w:t xml:space="preserve">HCl(suda) + NaOH(suda) → NaCl(suda) + H</w:t>
+        <w:t xml:space="preserve">HBr(suda) + KOH(suda) → KBr(suda) + H</w:t>
       </w:r>
       <w:r>
         <w:rPr>
@@ -3655,8 +3655,8 @@
       <w:r>
         <w:drawing>
           <wp:inline distT="0" distB="0" distL="0" distR="0">
-            <wp:extent cx="5400000" cy="2622857"/>
-            <wp:docPr id="900005" name="Grafik 900005" descr="Nötralleşme alt mikro model"/>
+            <wp:extent cx="5400000" cy="2016000"/>
+            <wp:docPr id="900005" name="Grafik 900005" descr="HBr-KOH nötralleşmesi alt mikro model"/>
             <wp:cNvGraphicFramePr>
               <a:graphicFrameLocks noChangeAspect="1"/>
             </wp:cNvGraphicFramePr>
@@ -3676,7 +3676,7 @@
                   <pic:spPr>
                     <a:xfrm>
                       <a:off x="0" y="0"/>
-                      <a:ext cx="5400000" cy="2622857"/>
+                      <a:ext cx="5400000" cy="2016000"/>
                     </a:xfrm>
                     <a:prstGeom prst="rect">
                       <a:avLst/>
@@ -3700,104 +3700,185 @@
       <w:r>
         <w:rPr>
           <w:rFonts w:ascii="Times New Roman" w:hAnsi="Times New Roman" w:cs="Times New Roman"/>
+          <w:lang w:val="tr-TR"/>
+        </w:rPr>
+        <w:t xml:space="preserve">Görsel C: HBr ve KOH çözeltileri ile karışımlarındaki taneciklerin alt mikro düzeyde gösterimi</w:t>
+      </w:r>
+    </w:p>
+    <w:p>
+      <w:pPr>
+        <w:jc w:val="both"/>
+        <w:rPr>
+          <w:rFonts w:ascii="Times New Roman" w:hAnsi="Times New Roman" w:cs="Times New Roman"/>
+          <w:lang w:val="tr-TR"/>
+        </w:rPr>
+      </w:pPr>
+      <w:r>
+        <w:rPr>
+          <w:rFonts w:ascii="Times New Roman" w:hAnsi="Times New Roman" w:cs="Times New Roman"/>
+          <w:lang w:val="tr-TR"/>
+        </w:rPr>
+        <w:t xml:space="preserve">Bütün kuvvetli asit-kuvvetli baz tepkimelerinin net iyon denklemi aynıdır. Asit ve baz çözeltileri karıştırıldığında karışımın ısınması, nötralleşme tepkimelerinin ekzotermik olduğunu gösterir. Net iyon denklemi aynı olduğundan seyreltik kuvvetli asit ve kuvvetli baz çözeltileri arasındaki tepkimelerde 1 mol su oluşurken açığa çıkan ısı da yaklaşık aynıdır (ΔH ≈ −56 kJ/mol H</w:t>
+      </w:r>
+      <w:r>
+        <w:rPr>
+          <w:rFonts w:ascii="Times New Roman" w:hAnsi="Times New Roman" w:cs="Times New Roman"/>
+          <w:lang w:val="tr-TR"/>
+          <w:vertAlign w:val="subscript"/>
+        </w:rPr>
+        <w:t xml:space="preserve">2</w:t>
+      </w:r>
+      <w:r>
+        <w:rPr>
+          <w:rFonts w:ascii="Times New Roman" w:hAnsi="Times New Roman" w:cs="Times New Roman"/>
+          <w:lang w:val="tr-TR"/>
+        </w:rPr>
+        <w:t xml:space="preserve">O). Nötralleşme olayı pH, indikatör rengi ve elektriksel iletkenlik ölçülerek izlenebilir. Bu ölçütleri 50,0 mL 0,060 M HBr çözeltisine 0,10 M KOH çözeltisi eklenmesi örneği üzerinde inceleyelim:</w:t>
+      </w:r>
+    </w:p>
+    <w:p>
+      <w:pPr>
+        <w:jc w:val="both"/>
+        <w:rPr>
+          <w:rFonts w:ascii="Times New Roman" w:hAnsi="Times New Roman" w:cs="Times New Roman"/>
+          <w:lang w:val="tr-TR"/>
+        </w:rPr>
+      </w:pPr>
+      <w:r>
+        <w:rPr>
+          <w:rFonts w:ascii="Times New Roman" w:hAnsi="Times New Roman" w:cs="Times New Roman"/>
+          <w:lang w:val="tr-TR"/>
+        </w:rPr>
+        <w:t xml:space="preserve">• pH değişimi: Asit çözeltisine baz eklendikçe H</w:t>
+      </w:r>
+      <w:r>
+        <w:rPr>
+          <w:rFonts w:ascii="Times New Roman" w:hAnsi="Times New Roman" w:cs="Times New Roman"/>
+          <w:lang w:val="tr-TR"/>
+          <w:vertAlign w:val="superscript"/>
+        </w:rPr>
+        <w:t xml:space="preserve">+</w:t>
+      </w:r>
+      <w:r>
+        <w:rPr>
+          <w:rFonts w:ascii="Times New Roman" w:hAnsi="Times New Roman" w:cs="Times New Roman"/>
+          <w:lang w:val="tr-TR"/>
+        </w:rPr>
+        <w:t xml:space="preserve"> iyonları harcandığı için pH yavaş yavaş artar. Asitten gelen H</w:t>
+      </w:r>
+      <w:r>
+        <w:rPr>
+          <w:rFonts w:ascii="Times New Roman" w:hAnsi="Times New Roman" w:cs="Times New Roman"/>
+          <w:lang w:val="tr-TR"/>
+          <w:vertAlign w:val="superscript"/>
+        </w:rPr>
+        <w:t xml:space="preserve">+</w:t>
+      </w:r>
+      <w:r>
+        <w:rPr>
+          <w:rFonts w:ascii="Times New Roman" w:hAnsi="Times New Roman" w:cs="Times New Roman"/>
+          <w:lang w:val="tr-TR"/>
+        </w:rPr>
+        <w:t xml:space="preserve"> iyonlarının mol sayısı bazdan gelen OH</w:t>
+      </w:r>
+      <w:r>
+        <w:rPr>
+          <w:rFonts w:ascii="Times New Roman" w:hAnsi="Times New Roman" w:cs="Times New Roman"/>
+          <w:lang w:val="tr-TR"/>
+          <w:vertAlign w:val="superscript"/>
+        </w:rPr>
+        <w:t xml:space="preserve">−</w:t>
+      </w:r>
+      <w:r>
+        <w:rPr>
+          <w:rFonts w:ascii="Times New Roman" w:hAnsi="Times New Roman" w:cs="Times New Roman"/>
+          <w:lang w:val="tr-TR"/>
+        </w:rPr>
+        <w:t xml:space="preserve"> iyonlarının mol sayısına eşit olduğunda (n</w:t>
+      </w:r>
+      <w:r>
+        <w:rPr>
+          <w:rFonts w:ascii="Times New Roman" w:hAnsi="Times New Roman" w:cs="Times New Roman"/>
+          <w:lang w:val="tr-TR"/>
+          <w:vertAlign w:val="subscript"/>
+        </w:rPr>
+        <w:t xml:space="preserve">H+</w:t>
+      </w:r>
+      <w:r>
+        <w:rPr>
+          <w:rFonts w:ascii="Times New Roman" w:hAnsi="Times New Roman" w:cs="Times New Roman"/>
+          <w:lang w:val="tr-TR"/>
+        </w:rPr>
+        <w:t xml:space="preserve"> = n</w:t>
+      </w:r>
+      <w:r>
+        <w:rPr>
+          <w:rFonts w:ascii="Times New Roman" w:hAnsi="Times New Roman" w:cs="Times New Roman"/>
+          <w:lang w:val="tr-TR"/>
+          <w:vertAlign w:val="subscript"/>
+        </w:rPr>
+        <w:t xml:space="preserve">OH−</w:t>
+      </w:r>
+      <w:r>
+        <w:rPr>
+          <w:rFonts w:ascii="Times New Roman" w:hAnsi="Times New Roman" w:cs="Times New Roman"/>
+          <w:lang w:val="tr-TR"/>
+        </w:rPr>
+        <w:t xml:space="preserve">) asit ve baz tamamen tükenir; bu duruma tam nötralleşme denir. Tam nötralleşmede çözeltide yalnızca suyun otoiyonizasyonundan gelen H</w:t>
+      </w:r>
+      <w:r>
+        <w:rPr>
+          <w:rFonts w:ascii="Times New Roman" w:hAnsi="Times New Roman" w:cs="Times New Roman"/>
+          <w:lang w:val="tr-TR"/>
+          <w:vertAlign w:val="superscript"/>
+        </w:rPr>
+        <w:t xml:space="preserve">+</w:t>
+      </w:r>
+      <w:r>
+        <w:rPr>
+          <w:rFonts w:ascii="Times New Roman" w:hAnsi="Times New Roman" w:cs="Times New Roman"/>
+          <w:lang w:val="tr-TR"/>
+        </w:rPr>
+        <w:t xml:space="preserve"> ve OH</w:t>
+      </w:r>
+      <w:r>
+        <w:rPr>
+          <w:rFonts w:ascii="Times New Roman" w:hAnsi="Times New Roman" w:cs="Times New Roman"/>
+          <w:lang w:val="tr-TR"/>
+          <w:vertAlign w:val="superscript"/>
+        </w:rPr>
+        <w:t xml:space="preserve">−</w:t>
+      </w:r>
+      <w:r>
+        <w:rPr>
+          <w:rFonts w:ascii="Times New Roman" w:hAnsi="Times New Roman" w:cs="Times New Roman"/>
+          <w:lang w:val="tr-TR"/>
+        </w:rPr>
+        <w:t xml:space="preserve"> iyonları bulunduğundan kuvvetli asit-kuvvetli baz karışımının pH değeri 25 °C’de 7’dir. Tam nötralleşme noktasına yaklaşıldığında az miktarda baz eklenmesi pH’ı büyük ölçüde değiştirir. Örnekteki HBr çözeltisinin başlangıçta 1,22 olan pH değeri, eklenen KOH hacmi 29,0 mL iken 2,90; 30,0 mL iken 7,00; 31,0 mL iken 11,09 olur. Yalnızca 2 mL baz eklenmesi pH’ı yaklaşık 8 birim artırmıştır.</w:t>
+      </w:r>
+    </w:p>
+    <w:p>
+      <w:pPr>
+        <w:jc w:val="both"/>
+        <w:rPr>
+          <w:rFonts w:ascii="Times New Roman" w:hAnsi="Times New Roman" w:cs="Times New Roman"/>
+          <w:lang w:val="tr-TR"/>
+        </w:rPr>
+      </w:pPr>
+      <w:r>
+        <w:rPr>
+          <w:rFonts w:ascii="Times New Roman" w:hAnsi="Times New Roman" w:cs="Times New Roman"/>
+          <w:lang w:val="tr-TR"/>
+        </w:rPr>
+        <w:t xml:space="preserve">• </w:t>
+      </w:r>
+      <w:r>
+        <w:rPr>
+          <w:rFonts w:ascii="Times New Roman" w:hAnsi="Times New Roman" w:cs="Times New Roman"/>
           <w:b/>
           <w:bCs/>
           <w:lang w:val="tr-TR"/>
         </w:rPr>
-        <w:t xml:space="preserve">Görsel C:</w:t>
-      </w:r>
-      <w:r>
-        <w:rPr>
-          <w:rFonts w:ascii="Times New Roman" w:hAnsi="Times New Roman" w:cs="Times New Roman"/>
-          <w:lang w:val="tr-TR"/>
-        </w:rPr>
-        <w:t xml:space="preserve"> HCl ve NaOH çözeltileri ile karışımlarındaki taneciklerin alt mikro düzeyde gösterimi</w:t>
-      </w:r>
-    </w:p>
-    <w:p>
-      <w:pPr>
-        <w:jc w:val="both"/>
-        <w:rPr>
-          <w:rFonts w:ascii="Times New Roman" w:hAnsi="Times New Roman" w:cs="Times New Roman"/>
-          <w:lang w:val="tr-TR"/>
-        </w:rPr>
-      </w:pPr>
-      <w:r>
-        <w:rPr>
-          <w:rFonts w:ascii="Times New Roman" w:hAnsi="Times New Roman" w:cs="Times New Roman"/>
-          <w:lang w:val="tr-TR"/>
-        </w:rPr>
-        <w:t xml:space="preserve">Bütün kuvvetli asit-kuvvetli baz tepkimelerinin net iyon denklemi aynıdır. Asit ve baz çözeltileri karıştırıldığında karışımın bir miktar ısınması, nötralleşme tepkimelerinin ekzotermik olduğunu gösterir. Net iyon denklemi aynı olduğundan bu tepkimelerde 1 mol su oluşurken açığa çıkan ısının da yaklaşık aynı olması beklenir (ΔH ≈ −56 kJ/mol H</w:t>
-      </w:r>
-      <w:r>
-        <w:rPr>
-          <w:rFonts w:ascii="Times New Roman" w:hAnsi="Times New Roman" w:cs="Times New Roman"/>
-          <w:lang w:val="tr-TR"/>
-          <w:vertAlign w:val="subscript"/>
-        </w:rPr>
-        <w:t xml:space="preserve">2</w:t>
-      </w:r>
-      <w:r>
-        <w:rPr>
-          <w:rFonts w:ascii="Times New Roman" w:hAnsi="Times New Roman" w:cs="Times New Roman"/>
-          <w:lang w:val="tr-TR"/>
-        </w:rPr>
-        <w:t xml:space="preserve">O). Nötralleşme olayı, etkinliğin 1. Aşamasında belirlediğiniz ölçütlerle izlenebilir:</w:t>
-      </w:r>
-    </w:p>
-    <w:p>
-      <w:pPr>
-        <w:jc w:val="both"/>
-        <w:rPr>
-          <w:rFonts w:ascii="Times New Roman" w:hAnsi="Times New Roman" w:cs="Times New Roman"/>
-          <w:lang w:val="tr-TR"/>
-        </w:rPr>
-      </w:pPr>
-      <w:r>
-        <w:rPr>
-          <w:rFonts w:ascii="Times New Roman" w:hAnsi="Times New Roman" w:cs="Times New Roman"/>
-          <w:lang w:val="tr-TR"/>
-        </w:rPr>
-        <w:t xml:space="preserve">• pH değişimi: Analiz ve Keşif Atölyesi 2.10.’daki hazır veri setinde görüldüğü gibi asit çözeltisine baz eklendikçe H</w:t>
-      </w:r>
-      <w:r>
-        <w:rPr>
-          <w:rFonts w:ascii="Times New Roman" w:hAnsi="Times New Roman" w:cs="Times New Roman"/>
-          <w:lang w:val="tr-TR"/>
-          <w:vertAlign w:val="superscript"/>
-        </w:rPr>
-        <w:t xml:space="preserve">+</w:t>
-      </w:r>
-      <w:r>
-        <w:rPr>
-          <w:rFonts w:ascii="Times New Roman" w:hAnsi="Times New Roman" w:cs="Times New Roman"/>
-          <w:lang w:val="tr-TR"/>
-        </w:rPr>
-        <w:t xml:space="preserve"> iyonları harcandığı için pH yavaş yavaş artar. Asidin tamamı nötralleştiğinde kuvvetli asit-kuvvetli baz karışımının pH değeri 25 °C’de 7’dir. Bu noktadan sonra eklenen baz fazla kalacağından pH hızla yükselir; eklenen NaOH hacmi 19 mL’den 21 mL’ye çıkarken pH değerinin yaklaşık 2,6’dan 11,4’e sıçraması bunu gösterir.</w:t>
-      </w:r>
-    </w:p>
-    <w:p>
-      <w:pPr>
-        <w:jc w:val="both"/>
-        <w:rPr>
-          <w:rFonts w:ascii="Times New Roman" w:hAnsi="Times New Roman" w:cs="Times New Roman"/>
-          <w:lang w:val="tr-TR"/>
-        </w:rPr>
-      </w:pPr>
-      <w:r>
-        <w:rPr>
-          <w:rFonts w:ascii="Times New Roman" w:hAnsi="Times New Roman" w:cs="Times New Roman"/>
-          <w:lang w:val="tr-TR"/>
-        </w:rPr>
-        <w:t xml:space="preserve">• </w:t>
-      </w:r>
-      <w:r>
-        <w:rPr>
-          <w:rFonts w:ascii="Times New Roman" w:hAnsi="Times New Roman" w:cs="Times New Roman"/>
-          <w:b/>
-          <w:bCs/>
-          <w:lang w:val="tr-TR"/>
-        </w:rPr>
         <w:t xml:space="preserve">İndikatörün renk değişimi:</w:t>
       </w:r>
       <w:r>
@@ -3805,7 +3886,7 @@
           <w:rFonts w:ascii="Times New Roman" w:hAnsi="Times New Roman" w:cs="Times New Roman"/>
           <w:lang w:val="tr-TR"/>
         </w:rPr>
-        <w:t xml:space="preserve"> İndikatörler (belirteçler), ortamın pH değerine göre renk değiştiren maddelerdir. Fenolftalein asidik ve nötr ortamda renksiz, pH yaklaşık 8,2’nin üzerinde ise pembe renklidir. Metil oranj pH 3,1’in altında kırmızı, 4,4’ün üzerinde sarı renklidir. Kırmızı lahana suyu gibi doğal indikatörler de kullanılabilir. Ancak doğal indikatörlerin içeriği kaynağına göre değiştiği için renk değiştirdikleri pH aralığı kesin değildir; bu nedenle laboratuvarda yapay indikatörler tercih edilir. Bazı indikatörlerin renk değiştirdiği pH aralıkları Tablo A’da verilmiştir. Farklı indikatörlerin karışımından hazırlanan ve her pH değerinde farklı renk alan </w:t>
+        <w:t xml:space="preserve"> İndikatörler (belirteçler), ortamın pH değerine göre renk değiştiren maddelerdir. Fenolftalein asidik ve nötr ortamda renksiz, pH yaklaşık 8,2’nin üzerinde ise pembe renklidir. Metil oranj pH 3,1’in altında kırmızı, 4,4’ün üzerinde sarı renklidir. Mor lahana suyu gibi doğal indikatörler de kullanılabilir. Ancak doğal indikatörlerin içeriği kaynağına göre değiştiği için renk değiştirdikleri pH aralığı kesin değildir; bu nedenle laboratuvarda yapay indikatörler tercih edilir. Bazı indikatörlerin renk değiştirdiği pH aralıkları Tablo A’da verilmiştir. Tam nötralleşme anını doğru belirleyebilmek için renk değiştirme aralığı bu ana yakın olan ve renk değişimi belirgin biçimde gözlenebilen bir indikatör seçilir. Farklı indikatörlerin karışımından hazırlanan ve her pH değerinde farklı renk alan </w:t>
       </w:r>
       <w:r>
         <w:rPr>
@@ -4133,7 +4214,7 @@
                 <w:rFonts w:ascii="Times New Roman" w:hAnsi="Times New Roman" w:cs="Times New Roman"/>
                 <w:lang w:val="tr-TR"/>
               </w:rPr>
-              <w:t xml:space="preserve">4,4-6,2</w:t>
+              <w:t xml:space="preserve">4,2-6,3</w:t>
             </w:r>
           </w:p>
         </w:tc>
@@ -4363,7 +4444,7 @@
           <w:rFonts w:ascii="Times New Roman" w:hAnsi="Times New Roman" w:cs="Times New Roman"/>
           <w:lang w:val="tr-TR"/>
         </w:rPr>
-        <w:t xml:space="preserve">• Elektriksel iletkenlik: Etkinlikte iletkenliğin önce azalıp tam nötralleşmeden sonra yeniden arttığını fark ettiniz. Peki bu değişimin nedeni nedir? Çözeltinin elektriği iletmesi çözeltideki iyonların derişimine ve türüne bağlıdır. Asit çözeltisine baz eklendikçe çözeltide hareketliliği çok yüksek olan H</w:t>
+        <w:t xml:space="preserve">• Elektriksel iletkenlik: Bir çözeltinin elektriği iletmesi içerdiği iyonların derişimine ve türüne bağlıdır. HBr çözeltisine KOH çözeltisi eklendikçe her OH</w:t>
       </w:r>
       <w:r>
         <w:rPr>
@@ -4371,6 +4452,21 @@
           <w:lang w:val="tr-TR"/>
           <w:vertAlign w:val="superscript"/>
         </w:rPr>
+        <w:t xml:space="preserve">−</w:t>
+      </w:r>
+      <w:r>
+        <w:rPr>
+          <w:rFonts w:ascii="Times New Roman" w:hAnsi="Times New Roman" w:cs="Times New Roman"/>
+          <w:lang w:val="tr-TR"/>
+        </w:rPr>
+        <w:t xml:space="preserve"> iyonu bir H</w:t>
+      </w:r>
+      <w:r>
+        <w:rPr>
+          <w:rFonts w:ascii="Times New Roman" w:hAnsi="Times New Roman" w:cs="Times New Roman"/>
+          <w:lang w:val="tr-TR"/>
+          <w:vertAlign w:val="superscript"/>
+        </w:rPr>
         <w:t xml:space="preserve">+</w:t>
       </w:r>
       <w:r>
@@ -4378,7 +4474,7 @@
           <w:rFonts w:ascii="Times New Roman" w:hAnsi="Times New Roman" w:cs="Times New Roman"/>
           <w:lang w:val="tr-TR"/>
         </w:rPr>
-        <w:t xml:space="preserve"> iyonlarının yerini daha yavaş hareket eden Na</w:t>
+        <w:t xml:space="preserve"> iyonuyla su oluşturur; çözeltide hareketliliği çok yüksek olan H</w:t>
       </w:r>
       <w:r>
         <w:rPr>
@@ -4393,7 +4489,82 @@
           <w:rFonts w:ascii="Times New Roman" w:hAnsi="Times New Roman" w:cs="Times New Roman"/>
           <w:lang w:val="tr-TR"/>
         </w:rPr>
-        <w:t xml:space="preserve"> iyonları alır ve iletkenlik azalır (Grafik A). Tam nötralleşme noktasında iletkenlik en düşük değerine ulaşır. Bu noktadan sonra eklenen NaOH ile çözeltideki iyon sayısı arttığı için iletkenlik yeniden artar.</w:t>
+        <w:t xml:space="preserve"> iyonlarının yerini daha yavaş hareket eden K</w:t>
+      </w:r>
+      <w:r>
+        <w:rPr>
+          <w:rFonts w:ascii="Times New Roman" w:hAnsi="Times New Roman" w:cs="Times New Roman"/>
+          <w:lang w:val="tr-TR"/>
+          <w:vertAlign w:val="superscript"/>
+        </w:rPr>
+        <w:t xml:space="preserve">+</w:t>
+      </w:r>
+      <w:r>
+        <w:rPr>
+          <w:rFonts w:ascii="Times New Roman" w:hAnsi="Times New Roman" w:cs="Times New Roman"/>
+          <w:lang w:val="tr-TR"/>
+        </w:rPr>
+        <w:t xml:space="preserve"> iyonları alır. Ayrıca çözeltinin hacmi arttığı için iyon derişimleri azalır. Bu nedenle iletkenlik azalır (Grafik A). Tam nötralleşme noktasında çözeltide yalnızca seyirci iyonlar (K</w:t>
+      </w:r>
+      <w:r>
+        <w:rPr>
+          <w:rFonts w:ascii="Times New Roman" w:hAnsi="Times New Roman" w:cs="Times New Roman"/>
+          <w:lang w:val="tr-TR"/>
+          <w:vertAlign w:val="superscript"/>
+        </w:rPr>
+        <w:t xml:space="preserve">+</w:t>
+      </w:r>
+      <w:r>
+        <w:rPr>
+          <w:rFonts w:ascii="Times New Roman" w:hAnsi="Times New Roman" w:cs="Times New Roman"/>
+          <w:lang w:val="tr-TR"/>
+        </w:rPr>
+        <w:t xml:space="preserve"> ve Br</w:t>
+      </w:r>
+      <w:r>
+        <w:rPr>
+          <w:rFonts w:ascii="Times New Roman" w:hAnsi="Times New Roman" w:cs="Times New Roman"/>
+          <w:lang w:val="tr-TR"/>
+          <w:vertAlign w:val="superscript"/>
+        </w:rPr>
+        <w:t xml:space="preserve">−</w:t>
+      </w:r>
+      <w:r>
+        <w:rPr>
+          <w:rFonts w:ascii="Times New Roman" w:hAnsi="Times New Roman" w:cs="Times New Roman"/>
+          <w:lang w:val="tr-TR"/>
+        </w:rPr>
+        <w:t xml:space="preserve">) kaldığından iletkenlik en düşük değerine ulaşır. Bu noktadan sonra eklenen K</w:t>
+      </w:r>
+      <w:r>
+        <w:rPr>
+          <w:rFonts w:ascii="Times New Roman" w:hAnsi="Times New Roman" w:cs="Times New Roman"/>
+          <w:lang w:val="tr-TR"/>
+          <w:vertAlign w:val="superscript"/>
+        </w:rPr>
+        <w:t xml:space="preserve">+</w:t>
+      </w:r>
+      <w:r>
+        <w:rPr>
+          <w:rFonts w:ascii="Times New Roman" w:hAnsi="Times New Roman" w:cs="Times New Roman"/>
+          <w:lang w:val="tr-TR"/>
+        </w:rPr>
+        <w:t xml:space="preserve"> ve OH</w:t>
+      </w:r>
+      <w:r>
+        <w:rPr>
+          <w:rFonts w:ascii="Times New Roman" w:hAnsi="Times New Roman" w:cs="Times New Roman"/>
+          <w:lang w:val="tr-TR"/>
+          <w:vertAlign w:val="superscript"/>
+        </w:rPr>
+        <w:t xml:space="preserve">−</w:t>
+      </w:r>
+      <w:r>
+        <w:rPr>
+          <w:rFonts w:ascii="Times New Roman" w:hAnsi="Times New Roman" w:cs="Times New Roman"/>
+          <w:lang w:val="tr-TR"/>
+        </w:rPr>
+        <w:t xml:space="preserve"> iyonları tepkimeye girmeden çözeltide biriktiği için iletkenlik yeniden artar.</w:t>
       </w:r>
     </w:p>
     <w:p xmlns:a="http://schemas.openxmlformats.org/drawingml/2006/main" xmlns:pic="http://schemas.openxmlformats.org/drawingml/2006/picture">
@@ -4407,8 +4578,8 @@
       <w:r>
         <w:drawing>
           <wp:inline distT="0" distB="0" distL="0" distR="0">
-            <wp:extent cx="4680000" cy="2867280"/>
-            <wp:docPr id="900006" name="Grafik 900006" descr="İletkenlik-hacim grafiği"/>
+            <wp:extent cx="4680000" cy="2808000"/>
+            <wp:docPr id="900006" name="Grafik 900006" descr="HBr-KOH iletkenlik-hacim grafiği"/>
             <wp:cNvGraphicFramePr>
               <a:graphicFrameLocks noChangeAspect="1"/>
             </wp:cNvGraphicFramePr>
@@ -4428,7 +4599,7 @@
                   <pic:spPr>
                     <a:xfrm>
                       <a:off x="0" y="0"/>
-                      <a:ext cx="4680000" cy="2867280"/>
+                      <a:ext cx="4680000" cy="2808000"/>
                     </a:xfrm>
                     <a:prstGeom prst="rect">
                       <a:avLst/>
@@ -4452,18 +4623,9 @@
       <w:r>
         <w:rPr>
           <w:rFonts w:ascii="Times New Roman" w:hAnsi="Times New Roman" w:cs="Times New Roman"/>
-          <w:b/>
-          <w:bCs/>
-          <w:lang w:val="tr-TR"/>
-        </w:rPr>
-        <w:t xml:space="preserve">Grafik A:</w:t>
-      </w:r>
-      <w:r>
-        <w:rPr>
-          <w:rFonts w:ascii="Times New Roman" w:hAnsi="Times New Roman" w:cs="Times New Roman"/>
-          <w:lang w:val="tr-TR"/>
-        </w:rPr>
-        <w:t xml:space="preserve"> 20,0 mL 0,10 M HCl çözeltisine 0,10 M NaOH çözeltisi eklenirken elektriksel iletkenliğin değişimi</w:t>
+          <w:lang w:val="tr-TR"/>
+        </w:rPr>
+        <w:t xml:space="preserve">Grafik A: 50,0 mL 0,060 M HBr çözeltisine 0,10 M KOH çözeltisi eklenirken elektriksel iletkenliğin değişimi</w:t>
       </w:r>
     </w:p>
     <w:p>
@@ -4479,7 +4641,7 @@
           <w:rFonts w:ascii="Times New Roman" w:hAnsi="Times New Roman" w:cs="Times New Roman"/>
           <w:lang w:val="tr-TR"/>
         </w:rPr>
-        <w:t xml:space="preserve">Etkinliğin son sorusunda tam nötralleşme noktasında asidin H</w:t>
+        <w:t xml:space="preserve">İncelenen örnekte 50,0 mL 0,060 M HBr çözeltisindeki 3,0·10</w:t>
       </w:r>
       <w:r>
         <w:rPr>
@@ -4487,6 +4649,21 @@
           <w:lang w:val="tr-TR"/>
           <w:vertAlign w:val="superscript"/>
         </w:rPr>
+        <w:t xml:space="preserve">-3</w:t>
+      </w:r>
+      <w:r>
+        <w:rPr>
+          <w:rFonts w:ascii="Times New Roman" w:hAnsi="Times New Roman" w:cs="Times New Roman"/>
+          <w:lang w:val="tr-TR"/>
+        </w:rPr>
+        <w:t xml:space="preserve"> mol H</w:t>
+      </w:r>
+      <w:r>
+        <w:rPr>
+          <w:rFonts w:ascii="Times New Roman" w:hAnsi="Times New Roman" w:cs="Times New Roman"/>
+          <w:lang w:val="tr-TR"/>
+          <w:vertAlign w:val="superscript"/>
+        </w:rPr>
         <w:t xml:space="preserve">+</w:t>
       </w:r>
       <w:r>
@@ -4494,7 +4671,7 @@
           <w:rFonts w:ascii="Times New Roman" w:hAnsi="Times New Roman" w:cs="Times New Roman"/>
           <w:lang w:val="tr-TR"/>
         </w:rPr>
-        <w:t xml:space="preserve"> mol sayısı ile bazın OH</w:t>
+        <w:t xml:space="preserve">, 30,0 mL 0,10 M KOH çözeltisindeki 3,0·10</w:t>
       </w:r>
       <w:r>
         <w:rPr>
@@ -4502,6 +4679,21 @@
           <w:lang w:val="tr-TR"/>
           <w:vertAlign w:val="superscript"/>
         </w:rPr>
+        <w:t xml:space="preserve">-3</w:t>
+      </w:r>
+      <w:r>
+        <w:rPr>
+          <w:rFonts w:ascii="Times New Roman" w:hAnsi="Times New Roman" w:cs="Times New Roman"/>
+          <w:lang w:val="tr-TR"/>
+        </w:rPr>
+        <w:t xml:space="preserve"> mol OH</w:t>
+      </w:r>
+      <w:r>
+        <w:rPr>
+          <w:rFonts w:ascii="Times New Roman" w:hAnsi="Times New Roman" w:cs="Times New Roman"/>
+          <w:lang w:val="tr-TR"/>
+          <w:vertAlign w:val="superscript"/>
+        </w:rPr>
         <w:t xml:space="preserve">−</w:t>
       </w:r>
       <w:r>
@@ -4509,7 +4701,7 @@
           <w:rFonts w:ascii="Times New Roman" w:hAnsi="Times New Roman" w:cs="Times New Roman"/>
           <w:lang w:val="tr-TR"/>
         </w:rPr>
-        <w:t xml:space="preserve"> mol sayısı arasında bir ilişki kurdunuz. Analiz ve Keşif Atölyesi 2.10.’daki hazır veri setinde 20,0 mL 0,10 M HCl çözeltisinin (0,0020 mol H</w:t>
+        <w:t xml:space="preserve"> ile tamamen tepkimeye girmiştir. Buna göre tam nötralleşmenin koşulu asitten gelen H</w:t>
       </w:r>
       <w:r>
         <w:rPr>
@@ -4524,7 +4716,7 @@
           <w:rFonts w:ascii="Times New Roman" w:hAnsi="Times New Roman" w:cs="Times New Roman"/>
           <w:lang w:val="tr-TR"/>
         </w:rPr>
-        <w:t xml:space="preserve">) tam olarak 20,0 mL 0,10 M NaOH çözeltisi (0,0020 mol OH</w:t>
+        <w:t xml:space="preserve"> iyonlarının mol sayısının bazdan gelen OH</w:t>
       </w:r>
       <w:r>
         <w:rPr>
@@ -4539,37 +4731,7 @@
           <w:rFonts w:ascii="Times New Roman" w:hAnsi="Times New Roman" w:cs="Times New Roman"/>
           <w:lang w:val="tr-TR"/>
         </w:rPr>
-        <w:t xml:space="preserve">) eklendiğinde nötralleştiği görülür. Buna göre asidin H</w:t>
-      </w:r>
-      <w:r>
-        <w:rPr>
-          <w:rFonts w:ascii="Times New Roman" w:hAnsi="Times New Roman" w:cs="Times New Roman"/>
-          <w:lang w:val="tr-TR"/>
-          <w:vertAlign w:val="superscript"/>
-        </w:rPr>
-        <w:t xml:space="preserve">+</w:t>
-      </w:r>
-      <w:r>
-        <w:rPr>
-          <w:rFonts w:ascii="Times New Roman" w:hAnsi="Times New Roman" w:cs="Times New Roman"/>
-          <w:lang w:val="tr-TR"/>
-        </w:rPr>
-        <w:t xml:space="preserve"> iyonlarının mol sayısı bazın OH</w:t>
-      </w:r>
-      <w:r>
-        <w:rPr>
-          <w:rFonts w:ascii="Times New Roman" w:hAnsi="Times New Roman" w:cs="Times New Roman"/>
-          <w:lang w:val="tr-TR"/>
-          <w:vertAlign w:val="superscript"/>
-        </w:rPr>
-        <w:t xml:space="preserve">−</w:t>
-      </w:r>
-      <w:r>
-        <w:rPr>
-          <w:rFonts w:ascii="Times New Roman" w:hAnsi="Times New Roman" w:cs="Times New Roman"/>
-          <w:lang w:val="tr-TR"/>
-        </w:rPr>
-        <w:t xml:space="preserve"> iyonlarının mol sayısına eşit olduğunda tam nötralleşme gerçekleşir. Asit ve bazın derişimi (M, mol/L) ve hacmi (V, L) biliniyorsa bu durum aşağıdaki eşitlikle ifade edilir:</w:t>
+        <w:t xml:space="preserve"> iyonlarının mol sayısına eşit olmasıdır. Asit ve bazın derişimi (M, mol/L) ve hacmi (V, L) biliniyorsa bu koşul aşağıdaki eşitlikle ifade edilir:</w:t>
       </w:r>
     </w:p>
     <w:tbl>
@@ -4789,8 +4951,8 @@
       <w:r>
         <w:rPr>
           <w:rFonts w:ascii="Times New Roman" w:hAnsi="Times New Roman" w:cs="Times New Roman"/>
+          <w:lang w:val="tr-TR"/>
           <w:vertAlign w:val="superscript"/>
-          <w:lang w:val="tr-TR"/>
         </w:rPr>
         <w:t xml:space="preserve">+</w:t>
       </w:r>
@@ -4804,8 +4966,8 @@
       <w:r>
         <w:rPr>
           <w:rFonts w:ascii="Times New Roman" w:hAnsi="Times New Roman" w:cs="Times New Roman"/>
+          <w:lang w:val="tr-TR"/>
           <w:vertAlign w:val="superscript"/>
-          <w:lang w:val="tr-TR"/>
         </w:rPr>
         <w:t xml:space="preserve">+</w:t>
       </w:r>
@@ -4819,8 +4981,8 @@
       <w:r>
         <w:rPr>
           <w:rFonts w:ascii="Times New Roman" w:hAnsi="Times New Roman" w:cs="Times New Roman"/>
+          <w:lang w:val="tr-TR"/>
           <w:vertAlign w:val="subscript"/>
-          <w:lang w:val="tr-TR"/>
         </w:rPr>
         <w:t xml:space="preserve">3</w:t>
       </w:r>
@@ -4834,8 +4996,8 @@
       <w:r>
         <w:rPr>
           <w:rFonts w:ascii="Times New Roman" w:hAnsi="Times New Roman" w:cs="Times New Roman"/>
+          <w:lang w:val="tr-TR"/>
           <w:vertAlign w:val="subscript"/>
-          <w:lang w:val="tr-TR"/>
         </w:rPr>
         <w:t xml:space="preserve">2</w:t>
       </w:r>
@@ -4849,8 +5011,8 @@
       <w:r>
         <w:rPr>
           <w:rFonts w:ascii="Times New Roman" w:hAnsi="Times New Roman" w:cs="Times New Roman"/>
+          <w:lang w:val="tr-TR"/>
           <w:vertAlign w:val="subscript"/>
-          <w:lang w:val="tr-TR"/>
         </w:rPr>
         <w:t xml:space="preserve">4</w:t>
       </w:r>
@@ -4864,8 +5026,8 @@
       <w:r>
         <w:rPr>
           <w:rFonts w:ascii="Times New Roman" w:hAnsi="Times New Roman" w:cs="Times New Roman"/>
+          <w:lang w:val="tr-TR"/>
           <w:vertAlign w:val="superscript"/>
-          <w:lang w:val="tr-TR"/>
         </w:rPr>
         <w:t xml:space="preserve">−</w:t>
       </w:r>
@@ -4879,8 +5041,8 @@
       <w:r>
         <w:rPr>
           <w:rFonts w:ascii="Times New Roman" w:hAnsi="Times New Roman" w:cs="Times New Roman"/>
+          <w:lang w:val="tr-TR"/>
           <w:vertAlign w:val="superscript"/>
-          <w:lang w:val="tr-TR"/>
         </w:rPr>
         <w:t xml:space="preserve">−</w:t>
       </w:r>
@@ -4894,8 +5056,8 @@
       <w:r>
         <w:rPr>
           <w:rFonts w:ascii="Times New Roman" w:hAnsi="Times New Roman" w:cs="Times New Roman"/>
+          <w:lang w:val="tr-TR"/>
           <w:vertAlign w:val="subscript"/>
-          <w:lang w:val="tr-TR"/>
         </w:rPr>
         <w:t xml:space="preserve">2</w:t>
       </w:r>
@@ -4909,8 +5071,8 @@
       <w:r>
         <w:rPr>
           <w:rFonts w:ascii="Times New Roman" w:hAnsi="Times New Roman" w:cs="Times New Roman"/>
+          <w:lang w:val="tr-TR"/>
           <w:vertAlign w:val="subscript"/>
-          <w:lang w:val="tr-TR"/>
         </w:rPr>
         <w:t xml:space="preserve">2</w:t>
       </w:r>
@@ -4919,29 +5081,13 @@
           <w:rFonts w:ascii="Times New Roman" w:hAnsi="Times New Roman" w:cs="Times New Roman"/>
           <w:lang w:val="tr-TR"/>
         </w:rPr>
-        <w:t xml:space="preserve"> için 2) gösterir. Asit ve bazın mol sayıları eşit değilse </w:t>
-      </w:r>
-      <w:r>
-        <w:rPr>
-          <w:rFonts w:ascii="Times New Roman" w:hAnsi="Times New Roman" w:cs="Times New Roman"/>
-          <w:b/>
-          <w:bCs/>
-          <w:lang w:val="tr-TR"/>
-        </w:rPr>
-        <w:t xml:space="preserve">kısmi nötralleşme</w:t>
-      </w:r>
-      <w:r>
-        <w:rPr>
-          <w:rFonts w:ascii="Times New Roman" w:hAnsi="Times New Roman" w:cs="Times New Roman"/>
-          <w:lang w:val="tr-TR"/>
-        </w:rPr>
-        <w:t xml:space="preserve"> gerçekleşir ve karışım fazla olan maddenin özelliğini gösterir; artan H</w:t>
-      </w:r>
-      <w:r>
-        <w:rPr>
-          <w:rFonts w:ascii="Times New Roman" w:hAnsi="Times New Roman" w:cs="Times New Roman"/>
+        <w:t xml:space="preserve"> için 2) gösterir. H</w:t>
+      </w:r>
+      <w:r>
+        <w:rPr>
+          <w:rFonts w:ascii="Times New Roman" w:hAnsi="Times New Roman" w:cs="Times New Roman"/>
+          <w:lang w:val="tr-TR"/>
           <w:vertAlign w:val="superscript"/>
-          <w:lang w:val="tr-TR"/>
         </w:rPr>
         <w:t xml:space="preserve">+</w:t>
       </w:r>
@@ -4950,13 +5096,13 @@
           <w:rFonts w:ascii="Times New Roman" w:hAnsi="Times New Roman" w:cs="Times New Roman"/>
           <w:lang w:val="tr-TR"/>
         </w:rPr>
-        <w:t xml:space="preserve"> ya da OH</w:t>
-      </w:r>
-      <w:r>
-        <w:rPr>
-          <w:rFonts w:ascii="Times New Roman" w:hAnsi="Times New Roman" w:cs="Times New Roman"/>
+        <w:t xml:space="preserve"> ve OH</w:t>
+      </w:r>
+      <w:r>
+        <w:rPr>
+          <w:rFonts w:ascii="Times New Roman" w:hAnsi="Times New Roman" w:cs="Times New Roman"/>
+          <w:lang w:val="tr-TR"/>
           <w:vertAlign w:val="superscript"/>
-          <w:lang w:val="tr-TR"/>
         </w:rPr>
         <w:t xml:space="preserve">−</w:t>
       </w:r>
@@ -4965,7 +5111,127 @@
           <w:rFonts w:ascii="Times New Roman" w:hAnsi="Times New Roman" w:cs="Times New Roman"/>
           <w:lang w:val="tr-TR"/>
         </w:rPr>
-        <w:t xml:space="preserve"> iyonlarının derişimi toplam hacme göre hesaplanarak karışımın pH değeri bulunur.</w:t>
+        <w:t xml:space="preserve"> iyonlarının mol sayıları eşit değilse gerçekleşen nötralleşmeye kısmi nötralleşme denir. n</w:t>
+      </w:r>
+      <w:r>
+        <w:rPr>
+          <w:rFonts w:ascii="Times New Roman" w:hAnsi="Times New Roman" w:cs="Times New Roman"/>
+          <w:lang w:val="tr-TR"/>
+          <w:vertAlign w:val="subscript"/>
+        </w:rPr>
+        <w:t xml:space="preserve">H+</w:t>
+      </w:r>
+      <w:r>
+        <w:rPr>
+          <w:rFonts w:ascii="Times New Roman" w:hAnsi="Times New Roman" w:cs="Times New Roman"/>
+          <w:lang w:val="tr-TR"/>
+        </w:rPr>
+        <w:t xml:space="preserve"> &gt; n</w:t>
+      </w:r>
+      <w:r>
+        <w:rPr>
+          <w:rFonts w:ascii="Times New Roman" w:hAnsi="Times New Roman" w:cs="Times New Roman"/>
+          <w:lang w:val="tr-TR"/>
+          <w:vertAlign w:val="subscript"/>
+        </w:rPr>
+        <w:t xml:space="preserve">OH−</w:t>
+      </w:r>
+      <w:r>
+        <w:rPr>
+          <w:rFonts w:ascii="Times New Roman" w:hAnsi="Times New Roman" w:cs="Times New Roman"/>
+          <w:lang w:val="tr-TR"/>
+        </w:rPr>
+        <w:t xml:space="preserve"> ise H</w:t>
+      </w:r>
+      <w:r>
+        <w:rPr>
+          <w:rFonts w:ascii="Times New Roman" w:hAnsi="Times New Roman" w:cs="Times New Roman"/>
+          <w:lang w:val="tr-TR"/>
+          <w:vertAlign w:val="superscript"/>
+        </w:rPr>
+        <w:t xml:space="preserve">+</w:t>
+      </w:r>
+      <w:r>
+        <w:rPr>
+          <w:rFonts w:ascii="Times New Roman" w:hAnsi="Times New Roman" w:cs="Times New Roman"/>
+          <w:lang w:val="tr-TR"/>
+        </w:rPr>
+        <w:t xml:space="preserve"> iyonu artar ve karışım asidik, n</w:t>
+      </w:r>
+      <w:r>
+        <w:rPr>
+          <w:rFonts w:ascii="Times New Roman" w:hAnsi="Times New Roman" w:cs="Times New Roman"/>
+          <w:lang w:val="tr-TR"/>
+          <w:vertAlign w:val="subscript"/>
+        </w:rPr>
+        <w:t xml:space="preserve">OH−</w:t>
+      </w:r>
+      <w:r>
+        <w:rPr>
+          <w:rFonts w:ascii="Times New Roman" w:hAnsi="Times New Roman" w:cs="Times New Roman"/>
+          <w:lang w:val="tr-TR"/>
+        </w:rPr>
+        <w:t xml:space="preserve"> &gt; n</w:t>
+      </w:r>
+      <w:r>
+        <w:rPr>
+          <w:rFonts w:ascii="Times New Roman" w:hAnsi="Times New Roman" w:cs="Times New Roman"/>
+          <w:lang w:val="tr-TR"/>
+          <w:vertAlign w:val="subscript"/>
+        </w:rPr>
+        <w:t xml:space="preserve">H+</w:t>
+      </w:r>
+      <w:r>
+        <w:rPr>
+          <w:rFonts w:ascii="Times New Roman" w:hAnsi="Times New Roman" w:cs="Times New Roman"/>
+          <w:lang w:val="tr-TR"/>
+        </w:rPr>
+        <w:t xml:space="preserve"> ise OH</w:t>
+      </w:r>
+      <w:r>
+        <w:rPr>
+          <w:rFonts w:ascii="Times New Roman" w:hAnsi="Times New Roman" w:cs="Times New Roman"/>
+          <w:lang w:val="tr-TR"/>
+          <w:vertAlign w:val="superscript"/>
+        </w:rPr>
+        <w:t xml:space="preserve">−</w:t>
+      </w:r>
+      <w:r>
+        <w:rPr>
+          <w:rFonts w:ascii="Times New Roman" w:hAnsi="Times New Roman" w:cs="Times New Roman"/>
+          <w:lang w:val="tr-TR"/>
+        </w:rPr>
+        <w:t xml:space="preserve"> iyonu artar ve karışım bazik olur. Artan iyonun mol sayısı karışımın toplam hacmine (V</w:t>
+      </w:r>
+      <w:r>
+        <w:rPr>
+          <w:rFonts w:ascii="Times New Roman" w:hAnsi="Times New Roman" w:cs="Times New Roman"/>
+          <w:lang w:val="tr-TR"/>
+          <w:vertAlign w:val="subscript"/>
+        </w:rPr>
+        <w:t xml:space="preserve">asit</w:t>
+      </w:r>
+      <w:r>
+        <w:rPr>
+          <w:rFonts w:ascii="Times New Roman" w:hAnsi="Times New Roman" w:cs="Times New Roman"/>
+          <w:lang w:val="tr-TR"/>
+        </w:rPr>
+        <w:t xml:space="preserve"> + V</w:t>
+      </w:r>
+      <w:r>
+        <w:rPr>
+          <w:rFonts w:ascii="Times New Roman" w:hAnsi="Times New Roman" w:cs="Times New Roman"/>
+          <w:lang w:val="tr-TR"/>
+          <w:vertAlign w:val="subscript"/>
+        </w:rPr>
+        <w:t xml:space="preserve">baz</w:t>
+      </w:r>
+      <w:r>
+        <w:rPr>
+          <w:rFonts w:ascii="Times New Roman" w:hAnsi="Times New Roman" w:cs="Times New Roman"/>
+          <w:lang w:val="tr-TR"/>
+        </w:rPr>
+        <w:t xml:space="preserve">; hacimlerin toplanabildiği kabul edilir) bölünerek derişimi, buradan da karışımın pH değeri bulunur.</w:t>
       </w:r>
     </w:p>
     <w:p>
@@ -6552,7 +6818,7 @@
           <w:highlight w:val="yellow"/>
           <w:lang w:val="tr-TR"/>
         </w:rPr>
-        <w:t xml:space="preserve">NOT: </w:t>
+        <w:t xml:space="preserve">NOT: Analiz ve Keşif Atölyesi 2.10.’daki hazır veri setinde ve bilgi metnindeki HBr-KOH örneğinde (Grafik A) yer alan pH değerleri</w:t>
       </w:r>
       <w:r>
         <w:rPr>
@@ -6560,7 +6826,7 @@
           <w:highlight w:val="yellow"/>
           <w:lang w:val="tr-TR"/>
         </w:rPr>
-        <w:t xml:space="preserve">Analiz ve Keşif Atölyesi 2.10.’daki hazır veri setinde yer alan pH değerleri tam nötralleşme hesabıyla, iletkenlik değerleri iyonların sonsuz seyreltiklikteki molar iletkenlikleri kullanılarak tarafımızca hesaplanmış yaklaşık değerlerdir; gerçek ölçümler biraz daha düşük çıkabilir.</w:t>
+        <w:t xml:space="preserve"> tam nötralleşme hesabıyla, iletkenlik değerleri iyonların sonsuz seyreltiklikteki molar iletkenlikleri kullanılarak tarafımızca hesaplanmış yaklaşık değerlerdir; gerçek ölçümler biraz daha düşük çıkabilir.</w:t>
       </w:r>
     </w:p>
     <w:sectPr>

--- a/Kim11-2-10-Notrallesme.docx
+++ b/Kim11-2-10-Notrallesme.docx
@@ -312,7 +312,7 @@
           <w:highlight w:val="yellow"/>
           <w:lang w:val="tr-TR"/>
         </w:rPr>
-        <w:t xml:space="preserve">Güvenlik uyarıları Kimya9/10 kitabından alınsın; önlük, gözlük, eldiven ve “aşındırıcı madde” uyarısı eklensin.</w:t>
+        <w:t xml:space="preserve">Etkinlik başlığının yanına Kimya10 kitabındaki “Temel Uyarı ve Güvenlik İşaretleri” sayfasından şu işaretler konulsun: GÖZLÜK KULLAN, ELDİVEN GİY, KORUYUCU ELBİSE GİY, KOROZİF (AŞINDIRICI) MADDE, KIRILABİLİR CAM UYARISI.</w:t>
       </w:r>
     </w:p>
     <w:p>

--- a/Kim11-2-10-Notrallesme.docx
+++ b/Kim11-2-10-Notrallesme.docx
@@ -664,98 +664,185 @@
           <w:rFonts w:ascii="Times New Roman" w:hAnsi="Times New Roman" w:cs="Times New Roman"/>
           <w:lang w:val="tr-TR"/>
         </w:rPr>
-        <w:t xml:space="preserve">Grubunuzla birlikte belirlediğiniz ölçütleri test etmek için bir deney planlayınız. Hedeflerinize ulaşmak için görev paylaşımı yaparak bir yol haritası çiziniz ve hazırladığınız planı uygulayınız. Deneyi planlarken aşağıdaki öneriden yararlanabilirsiniz.</w:t>
+        <w:t xml:space="preserve">Grubunuzla birlikte belirlediğiniz ölçütleri test etmek için bir deney planlayınız. Hedeflerinize ulaşmak için görev paylaşımı yaparak bir yol haritası çiziniz ve hazırladığınız planı uygulayınız. 0,10 M hidroklorik asit ve 0,10 M sodyum hidroksit çözeltileri, fenolftalein, pH metre ya da pH kâğıdı, iletkenlik ölçer ya da pil-ampul (LED) düzeneği, büret ya da dereceli pipet ve beher gibi malzemeler kullanabilirsiniz. Deneyinizi gerçekleştirmek için farklı malzemeler de tercih edebilirsiniz. Deneyinizi gerçekleştirirken uymanız gereken güvenlik uyarılarını belirleyiniz. Ölçümlerinizi 20,0 mL asit çözeltisine eklenen baz çözeltisinin hacmine göre aşağıdaki tabloya kaydediniz.</w:t>
       </w:r>
     </w:p>
-    <w:tbl>
-      <w:tblPr>
-        <w:tblW w:w="9000" w:type="dxa"/>
-        <w:jc w:val="center"/>
-        <w:tblBorders>
-          <w:top w:val="single" w:sz="8" w:space="0" w:color="7F7F7F"/>
-          <w:left w:val="single" w:sz="8" w:space="0" w:color="7F7F7F"/>
-          <w:bottom w:val="single" w:sz="8" w:space="0" w:color="7F7F7F"/>
-          <w:right w:val="single" w:sz="8" w:space="0" w:color="7F7F7F"/>
-        </w:tblBorders>
-      </w:tblPr>
-      <w:tblGrid>
-        <w:gridCol w:w="9000"/>
-      </w:tblGrid>
-      <w:tr>
-        <w:tc>
-          <w:tcPr>
-            <w:tcW w:w="9000" w:type="dxa"/>
-            <w:shd w:val="clear" w:color="auto" w:fill="E2EFDA"/>
-          </w:tcPr>
-          <w:p>
-            <w:pPr>
-              <w:jc w:val="both"/>
-              <w:rPr>
-                <w:rFonts w:ascii="Times New Roman" w:hAnsi="Times New Roman" w:cs="Times New Roman"/>
-                <w:lang w:val="tr-TR"/>
-              </w:rPr>
-            </w:pPr>
-            <w:r>
-              <w:rPr>
-                <w:rFonts w:ascii="Times New Roman" w:hAnsi="Times New Roman" w:cs="Times New Roman"/>
-                <w:b/>
-                <w:bCs/>
-                <w:lang w:val="tr-TR"/>
-              </w:rPr>
-              <w:t xml:space="preserve">Deney önerisi</w:t>
-            </w:r>
-          </w:p>
-          <w:p>
-            <w:pPr>
-              <w:jc w:val="both"/>
-              <w:rPr>
-                <w:rFonts w:ascii="Times New Roman" w:hAnsi="Times New Roman" w:cs="Times New Roman"/>
-                <w:lang w:val="tr-TR"/>
-              </w:rPr>
-            </w:pPr>
-            <w:r>
-              <w:rPr>
-                <w:rFonts w:ascii="Times New Roman" w:hAnsi="Times New Roman" w:cs="Times New Roman"/>
-                <w:lang w:val="tr-TR"/>
-              </w:rPr>
-              <w:t xml:space="preserve">• Bir behere 20,0 mL 0,10 M HCl çözeltisi koyunuz ve 2-3 damla fenolftalein ekleyiniz.</w:t>
-            </w:r>
-          </w:p>
-          <w:p>
-            <w:pPr>
-              <w:jc w:val="both"/>
-              <w:rPr>
-                <w:rFonts w:ascii="Times New Roman" w:hAnsi="Times New Roman" w:cs="Times New Roman"/>
-                <w:lang w:val="tr-TR"/>
-              </w:rPr>
-            </w:pPr>
-            <w:r>
-              <w:rPr>
-                <w:rFonts w:ascii="Times New Roman" w:hAnsi="Times New Roman" w:cs="Times New Roman"/>
-                <w:lang w:val="tr-TR"/>
-              </w:rPr>
-              <w:t xml:space="preserve">• Behere pH metre ve iletkenlik ölçer elektrotlarını yerleştiriniz. Ölçer yoksa pH kâğıdı kullanınız ve iletkenlik için basit bir pil-ampul (LED) düzeneği kurunuz.</w:t>
-            </w:r>
-          </w:p>
-          <w:p>
-            <w:pPr>
-              <w:jc w:val="both"/>
-              <w:rPr>
-                <w:rFonts w:ascii="Times New Roman" w:hAnsi="Times New Roman" w:cs="Times New Roman"/>
-                <w:lang w:val="tr-TR"/>
-              </w:rPr>
-            </w:pPr>
-            <w:r>
-              <w:rPr>
-                <w:rFonts w:ascii="Times New Roman" w:hAnsi="Times New Roman" w:cs="Times New Roman"/>
-                <w:lang w:val="tr-TR"/>
-              </w:rPr>
-              <w:t xml:space="preserve">• Büret ya da dereceli pipetle 0,10 M NaOH çözeltisini 5’er mL, eş değerlik noktasına yaklaşınca 1’er mL ekleyiniz. Her eklemeden sonra çözeltiyi karıştırarak pH’ı, iletkenliği ve rengi kaydediniz.</w:t>
-            </w:r>
-          </w:p>
-        </w:tc>
-      </w:tr>
-    </w:tbl>
+    <w:p>
+      <w:pPr>
+        <w:jc w:val="both"/>
+        <w:rPr>
+          <w:rFonts w:ascii="Times New Roman" w:hAnsi="Times New Roman" w:cs="Times New Roman"/>
+          <w:lang w:val="tr-TR"/>
+        </w:rPr>
+      </w:pPr>
+      <w:r>
+        <w:rPr>
+          <w:rFonts w:ascii="Times New Roman" w:hAnsi="Times New Roman" w:cs="Times New Roman"/>
+          <w:lang w:val="tr-TR"/>
+        </w:rPr>
+        <w:t xml:space="preserve">• Tasarladığınız deneyin adını, amacını, yapılışını ve deney için gerekli malzemeleri not ediniz.</w:t>
+      </w:r>
+    </w:p>
+    <w:p>
+      <w:pPr>
+        <w:jc w:val="both"/>
+        <w:rPr>
+          <w:rFonts w:ascii="Times New Roman" w:hAnsi="Times New Roman" w:cs="Times New Roman"/>
+          <w:lang w:val="tr-TR"/>
+        </w:rPr>
+      </w:pPr>
+      <w:r>
+        <w:rPr>
+          <w:rFonts w:ascii="Times New Roman" w:hAnsi="Times New Roman" w:cs="Times New Roman"/>
+          <w:lang w:val="tr-TR"/>
+        </w:rPr>
+        <w:t xml:space="preserve">Deneyin Adı: ……………………………………………………………………………………………………</w:t>
+      </w:r>
+    </w:p>
+    <w:p>
+      <w:pPr>
+        <w:jc w:val="both"/>
+        <w:rPr>
+          <w:rFonts w:ascii="Times New Roman" w:hAnsi="Times New Roman" w:cs="Times New Roman"/>
+          <w:lang w:val="tr-TR"/>
+        </w:rPr>
+      </w:pPr>
+      <w:r>
+        <w:rPr>
+          <w:rFonts w:ascii="Times New Roman" w:hAnsi="Times New Roman" w:cs="Times New Roman"/>
+          <w:lang w:val="tr-TR"/>
+        </w:rPr>
+        <w:t xml:space="preserve">Deneyin Amacı: ……………………………………………………………………………………………………</w:t>
+      </w:r>
+    </w:p>
+    <w:p>
+      <w:pPr>
+        <w:jc w:val="both"/>
+        <w:rPr>
+          <w:rFonts w:ascii="Times New Roman" w:hAnsi="Times New Roman" w:cs="Times New Roman"/>
+          <w:lang w:val="tr-TR"/>
+        </w:rPr>
+      </w:pPr>
+      <w:r>
+        <w:rPr>
+          <w:rFonts w:ascii="Times New Roman" w:hAnsi="Times New Roman" w:cs="Times New Roman"/>
+          <w:lang w:val="tr-TR"/>
+        </w:rPr>
+        <w:t xml:space="preserve">Gerekli Malzemeler:</w:t>
+      </w:r>
+    </w:p>
+    <w:p>
+      <w:pPr>
+        <w:jc w:val="both"/>
+        <w:rPr>
+          <w:rFonts w:ascii="Times New Roman" w:hAnsi="Times New Roman" w:cs="Times New Roman"/>
+          <w:lang w:val="tr-TR"/>
+        </w:rPr>
+      </w:pPr>
+      <w:r>
+        <w:rPr>
+          <w:rFonts w:ascii="Times New Roman" w:hAnsi="Times New Roman" w:cs="Times New Roman"/>
+          <w:lang w:val="tr-TR"/>
+        </w:rPr>
+        <w:t xml:space="preserve">……………………………………………………………………………………………………</w:t>
+      </w:r>
+    </w:p>
+    <w:p>
+      <w:pPr>
+        <w:jc w:val="both"/>
+        <w:rPr>
+          <w:rFonts w:ascii="Times New Roman" w:hAnsi="Times New Roman" w:cs="Times New Roman"/>
+          <w:lang w:val="tr-TR"/>
+        </w:rPr>
+      </w:pPr>
+      <w:r>
+        <w:rPr>
+          <w:rFonts w:ascii="Times New Roman" w:hAnsi="Times New Roman" w:cs="Times New Roman"/>
+          <w:lang w:val="tr-TR"/>
+        </w:rPr>
+        <w:t xml:space="preserve">……………………………………………………………………………………………………</w:t>
+      </w:r>
+    </w:p>
+    <w:p>
+      <w:pPr>
+        <w:jc w:val="both"/>
+        <w:rPr>
+          <w:rFonts w:ascii="Times New Roman" w:hAnsi="Times New Roman" w:cs="Times New Roman"/>
+          <w:lang w:val="tr-TR"/>
+        </w:rPr>
+      </w:pPr>
+      <w:r>
+        <w:rPr>
+          <w:rFonts w:ascii="Times New Roman" w:hAnsi="Times New Roman" w:cs="Times New Roman"/>
+          <w:lang w:val="tr-TR"/>
+        </w:rPr>
+        <w:t xml:space="preserve">……………………………………………………………………………………………………</w:t>
+      </w:r>
+    </w:p>
+    <w:p>
+      <w:pPr>
+        <w:jc w:val="both"/>
+        <w:rPr>
+          <w:rFonts w:ascii="Times New Roman" w:hAnsi="Times New Roman" w:cs="Times New Roman"/>
+          <w:lang w:val="tr-TR"/>
+        </w:rPr>
+      </w:pPr>
+      <w:r>
+        <w:rPr>
+          <w:rFonts w:ascii="Times New Roman" w:hAnsi="Times New Roman" w:cs="Times New Roman"/>
+          <w:lang w:val="tr-TR"/>
+        </w:rPr>
+        <w:t xml:space="preserve">Deneyin Yapılışı:</w:t>
+      </w:r>
+    </w:p>
+    <w:p>
+      <w:pPr>
+        <w:jc w:val="both"/>
+        <w:rPr>
+          <w:rFonts w:ascii="Times New Roman" w:hAnsi="Times New Roman" w:cs="Times New Roman"/>
+          <w:lang w:val="tr-TR"/>
+        </w:rPr>
+      </w:pPr>
+      <w:r>
+        <w:rPr>
+          <w:rFonts w:ascii="Times New Roman" w:hAnsi="Times New Roman" w:cs="Times New Roman"/>
+          <w:lang w:val="tr-TR"/>
+        </w:rPr>
+        <w:t xml:space="preserve">……………………………………………………………………………………………………</w:t>
+      </w:r>
+    </w:p>
+    <w:p>
+      <w:pPr>
+        <w:jc w:val="both"/>
+        <w:rPr>
+          <w:rFonts w:ascii="Times New Roman" w:hAnsi="Times New Roman" w:cs="Times New Roman"/>
+          <w:lang w:val="tr-TR"/>
+        </w:rPr>
+      </w:pPr>
+      <w:r>
+        <w:rPr>
+          <w:rFonts w:ascii="Times New Roman" w:hAnsi="Times New Roman" w:cs="Times New Roman"/>
+          <w:lang w:val="tr-TR"/>
+        </w:rPr>
+        <w:t xml:space="preserve">……………………………………………………………………………………………………</w:t>
+      </w:r>
+    </w:p>
+    <w:p>
+      <w:pPr>
+        <w:jc w:val="both"/>
+        <w:rPr>
+          <w:rFonts w:ascii="Times New Roman" w:hAnsi="Times New Roman" w:cs="Times New Roman"/>
+          <w:lang w:val="tr-TR"/>
+        </w:rPr>
+      </w:pPr>
+      <w:r>
+        <w:rPr>
+          <w:rFonts w:ascii="Times New Roman" w:hAnsi="Times New Roman" w:cs="Times New Roman"/>
+          <w:lang w:val="tr-TR"/>
+        </w:rPr>
+        <w:t xml:space="preserve">……………………………………………………………………………………………………</w:t>
+      </w:r>
+    </w:p>
     <w:p>
       <w:pPr>
         <w:jc w:val="both"/>

--- a/Kim11-2-10-Notrallesme.docx
+++ b/Kim11-2-10-Notrallesme.docx
@@ -2762,7 +2762,7 @@
       <w:r>
         <w:drawing>
           <wp:inline distT="0" distB="0" distL="0" distR="0">
-            <wp:extent cx="4320000" cy="2646720"/>
+            <wp:extent cx="4319024" cy="2627381"/>
             <wp:docPr id="900001" name="Grafik 900001" descr="Boş pH-hacim grafik alanı"/>
             <wp:cNvGraphicFramePr>
               <a:graphicFrameLocks noChangeAspect="1"/>
@@ -2783,7 +2783,7 @@
                   <pic:spPr>
                     <a:xfrm>
                       <a:off x="0" y="0"/>
-                      <a:ext cx="4320000" cy="2646720"/>
+                      <a:ext cx="4319024" cy="2627381"/>
                     </a:xfrm>
                     <a:prstGeom prst="rect">
                       <a:avLst/>
@@ -2807,7 +2807,7 @@
       <w:r>
         <w:drawing>
           <wp:inline distT="0" distB="0" distL="0" distR="0">
-            <wp:extent cx="4320000" cy="2646720"/>
+            <wp:extent cx="4319024" cy="2627381"/>
             <wp:docPr id="900002" name="Grafik 900002" descr="Boş iletkenlik-hacim grafik alanı"/>
             <wp:cNvGraphicFramePr>
               <a:graphicFrameLocks noChangeAspect="1"/>
@@ -2828,7 +2828,7 @@
                   <pic:spPr>
                     <a:xfrm>
                       <a:off x="0" y="0"/>
-                      <a:ext cx="4320000" cy="2646720"/>
+                      <a:ext cx="4319024" cy="2627381"/>
                     </a:xfrm>
                     <a:prstGeom prst="rect">
                       <a:avLst/>
@@ -3742,7 +3742,7 @@
       <w:r>
         <w:drawing>
           <wp:inline distT="0" distB="0" distL="0" distR="0">
-            <wp:extent cx="5400000" cy="2016000"/>
+            <wp:extent cx="5398018" cy="2697485"/>
             <wp:docPr id="900005" name="Grafik 900005" descr="HBr-KOH nötralleşmesi alt mikro model"/>
             <wp:cNvGraphicFramePr>
               <a:graphicFrameLocks noChangeAspect="1"/>
@@ -3763,7 +3763,7 @@
                   <pic:spPr>
                     <a:xfrm>
                       <a:off x="0" y="0"/>
-                      <a:ext cx="5400000" cy="2016000"/>
+                      <a:ext cx="5398018" cy="2697485"/>
                     </a:xfrm>
                     <a:prstGeom prst="rect">
                       <a:avLst/>
@@ -4665,7 +4665,7 @@
       <w:r>
         <w:drawing>
           <wp:inline distT="0" distB="0" distL="0" distR="0">
-            <wp:extent cx="4680000" cy="2808000"/>
+            <wp:extent cx="4678689" cy="2807213"/>
             <wp:docPr id="900006" name="Grafik 900006" descr="HBr-KOH iletkenlik-hacim grafiği"/>
             <wp:cNvGraphicFramePr>
               <a:graphicFrameLocks noChangeAspect="1"/>
@@ -4686,7 +4686,7 @@
                   <pic:spPr>
                     <a:xfrm>
                       <a:off x="0" y="0"/>
-                      <a:ext cx="4680000" cy="2808000"/>
+                      <a:ext cx="4678689" cy="2807213"/>
                     </a:xfrm>
                     <a:prstGeom prst="rect">
                       <a:avLst/>

--- a/Kim11-2-10-Notrallesme.docx
+++ b/Kim11-2-10-Notrallesme.docx
@@ -44,24 +44,98 @@
         <w:tblW w:w="9000" w:type="dxa"/>
         <w:jc w:val="center"/>
         <w:tblBorders>
-          <w:top w:val="single" w:sz="8" w:space="0" w:color="7F7F7F"/>
-          <w:left w:val="single" w:sz="8" w:space="0" w:color="7F7F7F"/>
-          <w:bottom w:val="single" w:sz="8" w:space="0" w:color="7F7F7F"/>
-          <w:right w:val="single" w:sz="8" w:space="0" w:color="7F7F7F"/>
+          <w:top w:val="nil"/>
+          <w:left w:val="nil"/>
+          <w:bottom w:val="nil"/>
+          <w:right w:val="nil"/>
+          <w:insideH w:val="nil"/>
+          <w:insideV w:val="nil"/>
         </w:tblBorders>
+        <w:tblLayout w:type="fixed"/>
       </w:tblPr>
       <w:tblGrid>
-        <w:gridCol w:w="9000"/>
+        <w:gridCol w:w="4500"/>
+        <w:gridCol w:w="4500"/>
       </w:tblGrid>
       <w:tr>
         <w:tc>
           <w:tcPr>
-            <w:tcW w:w="9000" w:type="dxa"/>
-            <w:shd w:val="clear" w:color="auto" w:fill="EDEDED"/>
+            <w:tcW w:w="4500" w:type="dxa"/>
           </w:tcPr>
+          <w:tbl>
+            <w:tblPr>
+              <w:tblW w:w="4300" w:type="dxa"/>
+              <w:jc w:val="center"/>
+              <w:tblBorders>
+                <w:top w:val="single" w:sz="8" w:space="0" w:color="7F7F7F"/>
+                <w:left w:val="single" w:sz="8" w:space="0" w:color="7F7F7F"/>
+                <w:bottom w:val="single" w:sz="8" w:space="0" w:color="7F7F7F"/>
+                <w:right w:val="single" w:sz="8" w:space="0" w:color="7F7F7F"/>
+              </w:tblBorders>
+            </w:tblPr>
+            <w:tblGrid>
+              <w:gridCol w:w="4300"/>
+            </w:tblGrid>
+            <w:tr>
+              <w:tc>
+                <w:tcPr>
+                  <w:tcW w:w="4300" w:type="dxa"/>
+                  <w:shd w:val="clear" w:color="auto" w:fill="EDEDED"/>
+                </w:tcPr>
+                <w:p>
+                  <w:pPr>
+                    <w:jc w:val="both"/>
+                    <w:rPr>
+                      <w:rFonts w:ascii="Times New Roman" w:hAnsi="Times New Roman" w:cs="Times New Roman"/>
+                      <w:lang w:val="tr-TR"/>
+                    </w:rPr>
+                  </w:pPr>
+                  <w:r>
+                    <w:rPr>
+                      <w:rFonts w:ascii="Times New Roman" w:hAnsi="Times New Roman" w:cs="Times New Roman"/>
+                      <w:lang w:val="tr-TR"/>
+                    </w:rPr>
+                    <w:t xml:space="preserve">GÖRSEL ALANI (Shutterstock)</w:t>
+                  </w:r>
+                </w:p>
+                <w:p>
+                  <w:pPr>
+                    <w:jc w:val="both"/>
+                    <w:rPr>
+                      <w:rFonts w:ascii="Times New Roman" w:hAnsi="Times New Roman" w:cs="Times New Roman"/>
+                      <w:lang w:val="tr-TR"/>
+                    </w:rPr>
+                  </w:pPr>
+                  <w:r>
+                    <w:rPr>
+                      <w:rFonts w:ascii="Times New Roman" w:hAnsi="Times New Roman" w:cs="Times New Roman"/>
+                      <w:lang w:val="tr-TR"/>
+                    </w:rPr>
+                    <w:t xml:space="preserve">Tarif: Bir bardak su yanında çiğnenebilir antasit tabletler; marka ve logo görünmesin.</w:t>
+                  </w:r>
+                </w:p>
+                <w:p>
+                  <w:pPr>
+                    <w:jc w:val="both"/>
+                    <w:rPr>
+                      <w:rFonts w:ascii="Times New Roman" w:hAnsi="Times New Roman" w:cs="Times New Roman"/>
+                      <w:lang w:val="tr-TR"/>
+                    </w:rPr>
+                  </w:pPr>
+                  <w:r>
+                    <w:rPr>
+                      <w:rFonts w:ascii="Times New Roman" w:hAnsi="Times New Roman" w:cs="Times New Roman"/>
+                      <w:lang w:val="tr-TR"/>
+                    </w:rPr>
+                    <w:t xml:space="preserve">Shutter ID: 188016662 (fotoğraf) — Effervescent antacid tablet in glass of water</w:t>
+                  </w:r>
+                </w:p>
+              </w:tc>
+            </w:tr>
+          </w:tbl>
           <w:p>
             <w:pPr>
-              <w:jc w:val="both"/>
+              <w:jc w:val="center"/>
               <w:rPr>
                 <w:rFonts w:ascii="Times New Roman" w:hAnsi="Times New Roman" w:cs="Times New Roman"/>
                 <w:lang w:val="tr-TR"/>
@@ -70,14 +144,99 @@
             <w:r>
               <w:rPr>
                 <w:rFonts w:ascii="Times New Roman" w:hAnsi="Times New Roman" w:cs="Times New Roman"/>
-                <w:lang w:val="tr-TR"/>
-              </w:rPr>
-              <w:t xml:space="preserve">GÖRSEL ALANI (Shutterstock)</w:t>
+                <w:b/>
+                <w:bCs/>
+                <w:lang w:val="tr-TR"/>
+              </w:rPr>
+              <w:t xml:space="preserve">Görsel A:</w:t>
+            </w:r>
+            <w:r>
+              <w:rPr>
+                <w:rFonts w:ascii="Times New Roman" w:hAnsi="Times New Roman" w:cs="Times New Roman"/>
+                <w:lang w:val="tr-TR"/>
+              </w:rPr>
+              <w:t xml:space="preserve"> Mide rahatsızlığında kullanılan antasit tabletler</w:t>
             </w:r>
           </w:p>
+        </w:tc>
+        <w:tc>
+          <w:tcPr>
+            <w:tcW w:w="4500" w:type="dxa"/>
+          </w:tcPr>
+          <w:tbl>
+            <w:tblPr>
+              <w:tblW w:w="4300" w:type="dxa"/>
+              <w:jc w:val="center"/>
+              <w:tblBorders>
+                <w:top w:val="single" w:sz="8" w:space="0" w:color="7F7F7F"/>
+                <w:left w:val="single" w:sz="8" w:space="0" w:color="7F7F7F"/>
+                <w:bottom w:val="single" w:sz="8" w:space="0" w:color="7F7F7F"/>
+                <w:right w:val="single" w:sz="8" w:space="0" w:color="7F7F7F"/>
+              </w:tblBorders>
+            </w:tblPr>
+            <w:tblGrid>
+              <w:gridCol w:w="4300"/>
+            </w:tblGrid>
+            <w:tr>
+              <w:tc>
+                <w:tcPr>
+                  <w:tcW w:w="4300" w:type="dxa"/>
+                  <w:shd w:val="clear" w:color="auto" w:fill="EDEDED"/>
+                </w:tcPr>
+                <w:p>
+                  <w:pPr>
+                    <w:jc w:val="both"/>
+                    <w:rPr>
+                      <w:rFonts w:ascii="Times New Roman" w:hAnsi="Times New Roman" w:cs="Times New Roman"/>
+                      <w:lang w:val="tr-TR"/>
+                    </w:rPr>
+                  </w:pPr>
+                  <w:r>
+                    <w:rPr>
+                      <w:rFonts w:ascii="Times New Roman" w:hAnsi="Times New Roman" w:cs="Times New Roman"/>
+                      <w:lang w:val="tr-TR"/>
+                    </w:rPr>
+                    <w:t xml:space="preserve">GÖRSEL ALANI (Shutterstock)</w:t>
+                  </w:r>
+                </w:p>
+                <w:p>
+                  <w:pPr>
+                    <w:jc w:val="both"/>
+                    <w:rPr>
+                      <w:rFonts w:ascii="Times New Roman" w:hAnsi="Times New Roman" w:cs="Times New Roman"/>
+                      <w:lang w:val="tr-TR"/>
+                    </w:rPr>
+                  </w:pPr>
+                  <w:r>
+                    <w:rPr>
+                      <w:rFonts w:ascii="Times New Roman" w:hAnsi="Times New Roman" w:cs="Times New Roman"/>
+                      <w:lang w:val="tr-TR"/>
+                    </w:rPr>
+                    <w:t xml:space="preserve">Tarif: Tarlaya ya da bahçe toprağına beyaz toz hâlinde tarım kireci serpen eller veya traktör.</w:t>
+                  </w:r>
+                </w:p>
+                <w:p>
+                  <w:pPr>
+                    <w:jc w:val="both"/>
+                    <w:rPr>
+                      <w:rFonts w:ascii="Times New Roman" w:hAnsi="Times New Roman" w:cs="Times New Roman"/>
+                      <w:lang w:val="tr-TR"/>
+                    </w:rPr>
+                  </w:pPr>
+                  <w:r>
+                    <w:rPr>
+                      <w:rFonts w:ascii="Times New Roman" w:hAnsi="Times New Roman" w:cs="Times New Roman"/>
+                      <w:lang w:val="tr-TR"/>
+                    </w:rPr>
+                    <w:t xml:space="preserve">Shutter ID: 2565145733 (fotoğraf) — Hand holding dolomite lime spread over soil</w:t>
+                  </w:r>
+                </w:p>
+              </w:tc>
+            </w:tr>
+          </w:tbl>
           <w:p>
             <w:pPr>
-              <w:jc w:val="both"/>
+              <w:jc w:val="center"/>
               <w:rPr>
                 <w:rFonts w:ascii="Times New Roman" w:hAnsi="Times New Roman" w:cs="Times New Roman"/>
                 <w:lang w:val="tr-TR"/>
@@ -86,169 +245,23 @@
             <w:r>
               <w:rPr>
                 <w:rFonts w:ascii="Times New Roman" w:hAnsi="Times New Roman" w:cs="Times New Roman"/>
-                <w:lang w:val="tr-TR"/>
-              </w:rPr>
-              <w:t xml:space="preserve">Tarif: Bir bardak su yanında çiğnenebilir antasit tabletler; marka ve logo görünmesin.</w:t>
+                <w:b/>
+                <w:bCs/>
+                <w:lang w:val="tr-TR"/>
+              </w:rPr>
+              <w:t xml:space="preserve">Görsel B:</w:t>
             </w:r>
-          </w:p>
-          <w:p>
-            <w:pPr>
-              <w:jc w:val="both"/>
-              <w:rPr>
-                <w:rFonts w:ascii="Times New Roman" w:hAnsi="Times New Roman" w:cs="Times New Roman"/>
-                <w:lang w:val="tr-TR"/>
-              </w:rPr>
-            </w:pPr>
             <w:r>
               <w:rPr>
                 <w:rFonts w:ascii="Times New Roman" w:hAnsi="Times New Roman" w:cs="Times New Roman"/>
                 <w:lang w:val="tr-TR"/>
               </w:rPr>
-              <w:t xml:space="preserve">Shutter ID: 188016662 (fotoğraf) — Effervescent antacid tablet in glass of water</w:t>
+              <w:t xml:space="preserve"> Asitli toprağa kireç serpilmesi</w:t>
             </w:r>
           </w:p>
         </w:tc>
       </w:tr>
     </w:tbl>
-    <w:p>
-      <w:pPr>
-        <w:jc w:val="both"/>
-        <w:rPr>
-          <w:rFonts w:ascii="Times New Roman" w:hAnsi="Times New Roman" w:cs="Times New Roman"/>
-          <w:lang w:val="tr-TR"/>
-        </w:rPr>
-      </w:pPr>
-    </w:p>
-    <w:p>
-      <w:pPr>
-        <w:jc w:val="center"/>
-        <w:rPr>
-          <w:rFonts w:ascii="Times New Roman" w:hAnsi="Times New Roman" w:cs="Times New Roman"/>
-          <w:lang w:val="tr-TR"/>
-        </w:rPr>
-      </w:pPr>
-      <w:r>
-        <w:rPr>
-          <w:rFonts w:ascii="Times New Roman" w:hAnsi="Times New Roman" w:cs="Times New Roman"/>
-          <w:b/>
-          <w:bCs/>
-          <w:lang w:val="tr-TR"/>
-        </w:rPr>
-        <w:t xml:space="preserve">Görsel A:</w:t>
-      </w:r>
-      <w:r>
-        <w:rPr>
-          <w:rFonts w:ascii="Times New Roman" w:hAnsi="Times New Roman" w:cs="Times New Roman"/>
-          <w:lang w:val="tr-TR"/>
-        </w:rPr>
-        <w:t xml:space="preserve"> Mide rahatsızlığında kullanılan antasit tabletler</w:t>
-      </w:r>
-    </w:p>
-    <w:tbl>
-      <w:tblPr>
-        <w:tblW w:w="9000" w:type="dxa"/>
-        <w:jc w:val="center"/>
-        <w:tblBorders>
-          <w:top w:val="single" w:sz="8" w:space="0" w:color="7F7F7F"/>
-          <w:left w:val="single" w:sz="8" w:space="0" w:color="7F7F7F"/>
-          <w:bottom w:val="single" w:sz="8" w:space="0" w:color="7F7F7F"/>
-          <w:right w:val="single" w:sz="8" w:space="0" w:color="7F7F7F"/>
-        </w:tblBorders>
-      </w:tblPr>
-      <w:tblGrid>
-        <w:gridCol w:w="9000"/>
-      </w:tblGrid>
-      <w:tr>
-        <w:tc>
-          <w:tcPr>
-            <w:tcW w:w="9000" w:type="dxa"/>
-            <w:shd w:val="clear" w:color="auto" w:fill="EDEDED"/>
-          </w:tcPr>
-          <w:p>
-            <w:pPr>
-              <w:jc w:val="both"/>
-              <w:rPr>
-                <w:rFonts w:ascii="Times New Roman" w:hAnsi="Times New Roman" w:cs="Times New Roman"/>
-                <w:lang w:val="tr-TR"/>
-              </w:rPr>
-            </w:pPr>
-            <w:r>
-              <w:rPr>
-                <w:rFonts w:ascii="Times New Roman" w:hAnsi="Times New Roman" w:cs="Times New Roman"/>
-                <w:lang w:val="tr-TR"/>
-              </w:rPr>
-              <w:t xml:space="preserve">GÖRSEL ALANI (Shutterstock)</w:t>
-            </w:r>
-          </w:p>
-          <w:p>
-            <w:pPr>
-              <w:jc w:val="both"/>
-              <w:rPr>
-                <w:rFonts w:ascii="Times New Roman" w:hAnsi="Times New Roman" w:cs="Times New Roman"/>
-                <w:lang w:val="tr-TR"/>
-              </w:rPr>
-            </w:pPr>
-            <w:r>
-              <w:rPr>
-                <w:rFonts w:ascii="Times New Roman" w:hAnsi="Times New Roman" w:cs="Times New Roman"/>
-                <w:lang w:val="tr-TR"/>
-              </w:rPr>
-              <w:t xml:space="preserve">Tarif: Tarlaya ya da bahçe toprağına beyaz toz hâlinde tarım kireci serpen eller veya traktör.</w:t>
-            </w:r>
-          </w:p>
-          <w:p>
-            <w:pPr>
-              <w:jc w:val="both"/>
-              <w:rPr>
-                <w:rFonts w:ascii="Times New Roman" w:hAnsi="Times New Roman" w:cs="Times New Roman"/>
-                <w:lang w:val="tr-TR"/>
-              </w:rPr>
-            </w:pPr>
-            <w:r>
-              <w:rPr>
-                <w:rFonts w:ascii="Times New Roman" w:hAnsi="Times New Roman" w:cs="Times New Roman"/>
-                <w:lang w:val="tr-TR"/>
-              </w:rPr>
-              <w:t xml:space="preserve">Shutter ID: 2565145733 (fotoğraf) — Hand holding dolomite lime spread over soil</w:t>
-            </w:r>
-          </w:p>
-        </w:tc>
-      </w:tr>
-    </w:tbl>
-    <w:p>
-      <w:pPr>
-        <w:jc w:val="both"/>
-        <w:rPr>
-          <w:rFonts w:ascii="Times New Roman" w:hAnsi="Times New Roman" w:cs="Times New Roman"/>
-          <w:lang w:val="tr-TR"/>
-        </w:rPr>
-      </w:pPr>
-    </w:p>
-    <w:p>
-      <w:pPr>
-        <w:jc w:val="center"/>
-        <w:rPr>
-          <w:rFonts w:ascii="Times New Roman" w:hAnsi="Times New Roman" w:cs="Times New Roman"/>
-          <w:lang w:val="tr-TR"/>
-        </w:rPr>
-      </w:pPr>
-      <w:r>
-        <w:rPr>
-          <w:rFonts w:ascii="Times New Roman" w:hAnsi="Times New Roman" w:cs="Times New Roman"/>
-          <w:b/>
-          <w:bCs/>
-          <w:lang w:val="tr-TR"/>
-        </w:rPr>
-        <w:t xml:space="preserve">Görsel B:</w:t>
-      </w:r>
-      <w:r>
-        <w:rPr>
-          <w:rFonts w:ascii="Times New Roman" w:hAnsi="Times New Roman" w:cs="Times New Roman"/>
-          <w:lang w:val="tr-TR"/>
-        </w:rPr>
-        <w:t xml:space="preserve"> Asitli toprağa kireç serpilmesi</w:t>
-      </w:r>
-    </w:p>
     <w:p>
       <w:pPr>
         <w:keepNext/>

--- a/Kim11-2-10-Notrallesme.docx
+++ b/Kim11-2-10-Notrallesme.docx
@@ -96,6 +96,45 @@
                       <w:lang w:val="tr-TR"/>
                     </w:rPr>
                     <w:t xml:space="preserve">GÖRSEL ALANI (Shutterstock)</w:t>
+                  </w:r>
+                </w:p>
+                <w:p>
+                  <w:pPr>
+                    <w:jc w:val="center"/>
+                  </w:pPr>
+                  <w:r>
+                    <w:drawing>
+                      <wp:inline xmlns:a="http://schemas.openxmlformats.org/drawingml/2006/main" xmlns:pic="http://schemas.openxmlformats.org/drawingml/2006/picture">
+                        <wp:extent cx="1656900" cy="2520000"/>
+                        <wp:docPr id="900012" name="Picture 900012"/>
+                        <wp:cNvGraphicFramePr>
+                          <a:graphicFrameLocks noChangeAspect="1"/>
+                        </wp:cNvGraphicFramePr>
+                        <a:graphic>
+                          <a:graphicData uri="http://schemas.openxmlformats.org/drawingml/2006/picture">
+                            <pic:pic>
+                              <pic:nvPicPr>
+                                <pic:cNvPr id="0" name="188016662_d.jpg"/>
+                                <pic:cNvPicPr/>
+                              </pic:nvPicPr>
+                              <pic:blipFill>
+                                <a:blip r:embed="rId11"/>
+                                <a:stretch>
+                                  <a:fillRect/>
+                                </a:stretch>
+                              </pic:blipFill>
+                              <pic:spPr>
+                                <a:xfrm>
+                                  <a:off x="0" y="0"/>
+                                  <a:ext cx="1656900" cy="2520000"/>
+                                </a:xfrm>
+                                <a:prstGeom prst="rect"/>
+                              </pic:spPr>
+                            </pic:pic>
+                          </a:graphicData>
+                        </a:graphic>
+                      </wp:inline>
+                    </w:drawing>
                   </w:r>
                 </w:p>
                 <w:p>

--- a/Kim11-2-10-Notrallesme.docx
+++ b/Kim11-2-10-Notrallesme.docx
@@ -62,116 +62,60 @@
           <w:tcPr>
             <w:tcW w:w="4500" w:type="dxa"/>
           </w:tcPr>
-          <w:tbl>
-            <w:tblPr>
-              <w:tblW w:w="4300" w:type="dxa"/>
+          <w:p>
+            <w:pPr>
               <w:jc w:val="center"/>
-              <w:tblBorders>
-                <w:top w:val="single" w:sz="8" w:space="0" w:color="7F7F7F"/>
-                <w:left w:val="single" w:sz="8" w:space="0" w:color="7F7F7F"/>
-                <w:bottom w:val="single" w:sz="8" w:space="0" w:color="7F7F7F"/>
-                <w:right w:val="single" w:sz="8" w:space="0" w:color="7F7F7F"/>
-              </w:tblBorders>
-            </w:tblPr>
-            <w:tblGrid>
-              <w:gridCol w:w="4300"/>
-            </w:tblGrid>
-            <w:tr>
-              <w:tc>
-                <w:tcPr>
-                  <w:tcW w:w="4300" w:type="dxa"/>
-                  <w:shd w:val="clear" w:color="auto" w:fill="EDEDED"/>
-                </w:tcPr>
-                <w:p>
-                  <w:pPr>
-                    <w:jc w:val="both"/>
-                    <w:rPr>
-                      <w:rFonts w:ascii="Times New Roman" w:hAnsi="Times New Roman" w:cs="Times New Roman"/>
-                      <w:lang w:val="tr-TR"/>
-                    </w:rPr>
-                  </w:pPr>
-                  <w:r>
-                    <w:rPr>
-                      <w:rFonts w:ascii="Times New Roman" w:hAnsi="Times New Roman" w:cs="Times New Roman"/>
-                      <w:lang w:val="tr-TR"/>
-                    </w:rPr>
-                    <w:t xml:space="preserve">GÖRSEL ALANI (Shutterstock)</w:t>
-                  </w:r>
-                </w:p>
-                <w:p>
-                  <w:pPr>
-                    <w:jc w:val="center"/>
-                  </w:pPr>
-                  <w:r>
-                    <w:drawing>
-                      <wp:inline xmlns:a="http://schemas.openxmlformats.org/drawingml/2006/main" xmlns:pic="http://schemas.openxmlformats.org/drawingml/2006/picture">
-                        <wp:extent cx="1656900" cy="2520000"/>
-                        <wp:docPr id="900012" name="Picture 900012"/>
-                        <wp:cNvGraphicFramePr>
-                          <a:graphicFrameLocks noChangeAspect="1"/>
-                        </wp:cNvGraphicFramePr>
-                        <a:graphic>
-                          <a:graphicData uri="http://schemas.openxmlformats.org/drawingml/2006/picture">
-                            <pic:pic>
-                              <pic:nvPicPr>
-                                <pic:cNvPr id="0" name="188016662_d.jpg"/>
-                                <pic:cNvPicPr/>
-                              </pic:nvPicPr>
-                              <pic:blipFill>
-                                <a:blip r:embed="rId11"/>
-                                <a:stretch>
-                                  <a:fillRect/>
-                                </a:stretch>
-                              </pic:blipFill>
-                              <pic:spPr>
-                                <a:xfrm>
-                                  <a:off x="0" y="0"/>
-                                  <a:ext cx="1656900" cy="2520000"/>
-                                </a:xfrm>
-                                <a:prstGeom prst="rect"/>
-                              </pic:spPr>
-                            </pic:pic>
-                          </a:graphicData>
-                        </a:graphic>
-                      </wp:inline>
-                    </w:drawing>
-                  </w:r>
-                </w:p>
-                <w:p>
-                  <w:pPr>
-                    <w:jc w:val="both"/>
-                    <w:rPr>
-                      <w:rFonts w:ascii="Times New Roman" w:hAnsi="Times New Roman" w:cs="Times New Roman"/>
-                      <w:lang w:val="tr-TR"/>
-                    </w:rPr>
-                  </w:pPr>
-                  <w:r>
-                    <w:rPr>
-                      <w:rFonts w:ascii="Times New Roman" w:hAnsi="Times New Roman" w:cs="Times New Roman"/>
-                      <w:lang w:val="tr-TR"/>
-                    </w:rPr>
-                    <w:t xml:space="preserve">Tarif: Bir bardak su yanında çiğnenebilir antasit tabletler; marka ve logo görünmesin.</w:t>
-                  </w:r>
-                </w:p>
-                <w:p>
-                  <w:pPr>
-                    <w:jc w:val="both"/>
-                    <w:rPr>
-                      <w:rFonts w:ascii="Times New Roman" w:hAnsi="Times New Roman" w:cs="Times New Roman"/>
-                      <w:lang w:val="tr-TR"/>
-                    </w:rPr>
-                  </w:pPr>
-                  <w:r>
-                    <w:rPr>
-                      <w:rFonts w:ascii="Times New Roman" w:hAnsi="Times New Roman" w:cs="Times New Roman"/>
-                      <w:lang w:val="tr-TR"/>
-                    </w:rPr>
-                    <w:t xml:space="preserve">Shutter ID: 188016662 (fotoğraf) — Effervescent antacid tablet in glass of water</w:t>
-                  </w:r>
-                </w:p>
-              </w:tc>
-            </w:tr>
-          </w:tbl>
+            </w:pPr>
+            <w:r>
+              <w:drawing>
+                <wp:inline xmlns:a="http://schemas.openxmlformats.org/drawingml/2006/main" xmlns:pic="http://schemas.openxmlformats.org/drawingml/2006/picture">
+                  <wp:extent cx="1301850" cy="1980000"/>
+                  <wp:docPr id="900012" name="Picture 900012"/>
+                  <wp:cNvGraphicFramePr>
+                    <a:graphicFrameLocks noChangeAspect="1"/>
+                  </wp:cNvGraphicFramePr>
+                  <a:graphic>
+                    <a:graphicData uri="http://schemas.openxmlformats.org/drawingml/2006/picture">
+                      <pic:pic>
+                        <pic:nvPicPr>
+                          <pic:cNvPr id="0" name="188016662_d.jpg"/>
+                          <pic:cNvPicPr/>
+                        </pic:nvPicPr>
+                        <pic:blipFill>
+                          <a:blip r:embed="rId11"/>
+                          <a:stretch>
+                            <a:fillRect/>
+                          </a:stretch>
+                        </pic:blipFill>
+                        <pic:spPr>
+                          <a:xfrm>
+                            <a:off x="0" y="0"/>
+                            <a:ext cx="1301850" cy="1980000"/>
+                          </a:xfrm>
+                          <a:prstGeom prst="rect"/>
+                        </pic:spPr>
+                      </pic:pic>
+                    </a:graphicData>
+                  </a:graphic>
+                </wp:inline>
+              </w:drawing>
+            </w:r>
+          </w:p>
+          <w:p>
+            <w:pPr>
+              <w:jc w:val="center"/>
+            </w:pPr>
+            <w:r>
+              <w:rPr>
+                <w:rFonts w:ascii="Times New Roman" w:hAnsi="Times New Roman" w:cs="Times New Roman"/>
+                <w:b/>
+                <w:bCs/>
+                <w:highlight w:val="yellow"/>
+                <w:lang w:val="tr-TR"/>
+              </w:rPr>
+              <w:t xml:space="preserve">Shutter id: 188016662</w:t>
+            </w:r>
+          </w:p>
           <w:p>
             <w:pPr>
               <w:jc w:val="center"/>

--- a/Kim11-2-10-Notrallesme.docx
+++ b/Kim11-2-10-Notrallesme.docx
@@ -146,77 +146,60 @@
           <w:tcPr>
             <w:tcW w:w="4500" w:type="dxa"/>
           </w:tcPr>
-          <w:tbl>
-            <w:tblPr>
-              <w:tblW w:w="4300" w:type="dxa"/>
+          <w:p>
+            <w:pPr>
               <w:jc w:val="center"/>
-              <w:tblBorders>
-                <w:top w:val="single" w:sz="8" w:space="0" w:color="7F7F7F"/>
-                <w:left w:val="single" w:sz="8" w:space="0" w:color="7F7F7F"/>
-                <w:bottom w:val="single" w:sz="8" w:space="0" w:color="7F7F7F"/>
-                <w:right w:val="single" w:sz="8" w:space="0" w:color="7F7F7F"/>
-              </w:tblBorders>
-            </w:tblPr>
-            <w:tblGrid>
-              <w:gridCol w:w="4300"/>
-            </w:tblGrid>
-            <w:tr>
-              <w:tc>
-                <w:tcPr>
-                  <w:tcW w:w="4300" w:type="dxa"/>
-                  <w:shd w:val="clear" w:color="auto" w:fill="EDEDED"/>
-                </w:tcPr>
-                <w:p>
-                  <w:pPr>
-                    <w:jc w:val="both"/>
-                    <w:rPr>
-                      <w:rFonts w:ascii="Times New Roman" w:hAnsi="Times New Roman" w:cs="Times New Roman"/>
-                      <w:lang w:val="tr-TR"/>
-                    </w:rPr>
-                  </w:pPr>
-                  <w:r>
-                    <w:rPr>
-                      <w:rFonts w:ascii="Times New Roman" w:hAnsi="Times New Roman" w:cs="Times New Roman"/>
-                      <w:lang w:val="tr-TR"/>
-                    </w:rPr>
-                    <w:t xml:space="preserve">GÖRSEL ALANI (Shutterstock)</w:t>
-                  </w:r>
-                </w:p>
-                <w:p>
-                  <w:pPr>
-                    <w:jc w:val="both"/>
-                    <w:rPr>
-                      <w:rFonts w:ascii="Times New Roman" w:hAnsi="Times New Roman" w:cs="Times New Roman"/>
-                      <w:lang w:val="tr-TR"/>
-                    </w:rPr>
-                  </w:pPr>
-                  <w:r>
-                    <w:rPr>
-                      <w:rFonts w:ascii="Times New Roman" w:hAnsi="Times New Roman" w:cs="Times New Roman"/>
-                      <w:lang w:val="tr-TR"/>
-                    </w:rPr>
-                    <w:t xml:space="preserve">Tarif: Tarlaya ya da bahçe toprağına beyaz toz hâlinde tarım kireci serpen eller veya traktör.</w:t>
-                  </w:r>
-                </w:p>
-                <w:p>
-                  <w:pPr>
-                    <w:jc w:val="both"/>
-                    <w:rPr>
-                      <w:rFonts w:ascii="Times New Roman" w:hAnsi="Times New Roman" w:cs="Times New Roman"/>
-                      <w:lang w:val="tr-TR"/>
-                    </w:rPr>
-                  </w:pPr>
-                  <w:r>
-                    <w:rPr>
-                      <w:rFonts w:ascii="Times New Roman" w:hAnsi="Times New Roman" w:cs="Times New Roman"/>
-                      <w:lang w:val="tr-TR"/>
-                    </w:rPr>
-                    <w:t xml:space="preserve">Shutter ID: 2565145733 (fotoğraf) — Hand holding dolomite lime spread over soil</w:t>
-                  </w:r>
-                </w:p>
-              </w:tc>
-            </w:tr>
-          </w:tbl>
+            </w:pPr>
+            <w:r>
+              <w:drawing>
+                <wp:inline xmlns:a="http://schemas.openxmlformats.org/drawingml/2006/main" xmlns:pic="http://schemas.openxmlformats.org/drawingml/2006/picture">
+                  <wp:extent cx="2424489" cy="1979999"/>
+                  <wp:docPr id="900013" name="Picture 900013"/>
+                  <wp:cNvGraphicFramePr>
+                    <a:graphicFrameLocks noChangeAspect="1"/>
+                  </wp:cNvGraphicFramePr>
+                  <a:graphic>
+                    <a:graphicData uri="http://schemas.openxmlformats.org/drawingml/2006/picture">
+                      <pic:pic>
+                        <pic:nvPicPr>
+                          <pic:cNvPr id="0" name="2565145733_d.jpg"/>
+                          <pic:cNvPicPr/>
+                        </pic:nvPicPr>
+                        <pic:blipFill>
+                          <a:blip r:embed="rId12"/>
+                          <a:stretch>
+                            <a:fillRect/>
+                          </a:stretch>
+                        </pic:blipFill>
+                        <pic:spPr>
+                          <a:xfrm>
+                            <a:off x="0" y="0"/>
+                            <a:ext cx="2424489" cy="1979999"/>
+                          </a:xfrm>
+                          <a:prstGeom prst="rect"/>
+                        </pic:spPr>
+                      </pic:pic>
+                    </a:graphicData>
+                  </a:graphic>
+                </wp:inline>
+              </w:drawing>
+            </w:r>
+          </w:p>
+          <w:p>
+            <w:pPr>
+              <w:jc w:val="center"/>
+            </w:pPr>
+            <w:r>
+              <w:rPr>
+                <w:rFonts w:ascii="Times New Roman" w:hAnsi="Times New Roman" w:cs="Times New Roman"/>
+                <w:b/>
+                <w:bCs/>
+                <w:highlight w:val="yellow"/>
+                <w:lang w:val="tr-TR"/>
+              </w:rPr>
+              <w:t xml:space="preserve">Shutter id: 2565145733</w:t>
+            </w:r>
+          </w:p>
           <w:p>
             <w:pPr>
               <w:jc w:val="center"/>

--- a/Kim11-2-10-Notrallesme.docx
+++ b/Kim11-2-10-Notrallesme.docx
@@ -3721,7 +3721,7 @@
       <w:r>
         <w:drawing>
           <wp:inline distT="0" distB="0" distL="0" distR="0">
-            <wp:extent cx="5398018" cy="2697485"/>
+            <wp:extent cx="5398018" cy="2932181"/>
             <wp:docPr id="900005" name="Grafik 900005" descr="HBr-KOH nötralleşmesi alt mikro model"/>
             <wp:cNvGraphicFramePr>
               <a:graphicFrameLocks noChangeAspect="1"/>
@@ -3742,7 +3742,7 @@
                   <pic:spPr>
                     <a:xfrm>
                       <a:off x="0" y="0"/>
-                      <a:ext cx="5398018" cy="2697485"/>
+                      <a:ext cx="5398018" cy="2932181"/>
                     </a:xfrm>
                     <a:prstGeom prst="rect">
                       <a:avLst/>
